--- a/docs/卢麒元微博/word/2026-06_卢麒元微博投资相关整理.docx
+++ b/docs/卢麒元微博/word/2026-06_卢麒元微博投资相关整理.docx
@@ -22,13 +22,7 @@
         <w:spacing w:after="60"/>
       </w:pPr>
       <w:r>
-        <w:rPr>
-          <w:b/>
-        </w:rPr>
-        <w:t>来源：</w:t>
-      </w:r>
-      <w:r>
-        <w:t>微博移动端公开页面；因微博第20页触发验证码，本批次仅覆盖已抓取公开数据</w:t>
+        <w:t>来源：微博移动端公开页面与电脑端详情页；因微博深度分页可能触发验证码，历史批量仍以已抓取公开数据为准。</w:t>
       </w:r>
     </w:p>
     <w:p>
@@ -69,7 +63,7 @@
     </w:p>
     <w:p>
       <w:r>
-        <w:t>本月已纳入 33 条投资相关微博。主题分布：美元/美债 13条；宏观/投资 11条；原油/能源 8条；日元/日本 6条；黄金/白银 4条；股票/风险资产 3条；人民币/港币 3条；Token/稳定币 1条。</w:t>
+        <w:t>本月已纳入 36 条投资相关微博。主题分布：美元/美债 16条；宏观/投资 11条；原油/能源 9条；日元/日本 6条；股票/风险资产 6条；黄金/白银 4条；人民币/港币 4条；Token/稳定币 1条。</w:t>
       </w:r>
     </w:p>
     <w:p>
@@ -86,13 +80,6 @@
         <w:tblW w:type="auto" w:w="0"/>
         <w:tblLook w:firstColumn="1" w:firstRow="1" w:lastColumn="0" w:lastRow="0" w:noHBand="0" w:noVBand="1" w:val="04A0"/>
       </w:tblPr>
-      <w:tblGrid>
-        <w:gridCol w:w="1872"/>
-        <w:gridCol w:w="1872"/>
-        <w:gridCol w:w="1872"/>
-        <w:gridCol w:w="1872"/>
-        <w:gridCol w:w="1872"/>
-      </w:tblGrid>
       <w:tr>
         <w:tc>
           <w:tcPr>
@@ -195,6 +182,169 @@
           </w:p>
         </w:tc>
       </w:tr>
+      <w:tr>
+        <w:tc>
+          <w:tcPr>
+            <w:tcW w:type="dxa" w:w="1872"/>
+          </w:tcPr>
+          <w:p>
+            <w:r>
+              <w:t>2026-06-25 14:48</w:t>
+            </w:r>
+          </w:p>
+        </w:tc>
+        <w:tc>
+          <w:tcPr>
+            <w:tcW w:type="dxa" w:w="1872"/>
+          </w:tcPr>
+          <w:p>
+            <w:r>
+              <w:t>转发/评论</w:t>
+            </w:r>
+          </w:p>
+        </w:tc>
+        <w:tc>
+          <w:tcPr>
+            <w:tcW w:type="dxa" w:w="1872"/>
+          </w:tcPr>
+          <w:p>
+            <w:r>
+              <w:t>原油/能源、美元/美债、股票/风险资产</w:t>
+            </w:r>
+          </w:p>
+        </w:tc>
+        <w:tc>
+          <w:tcPr>
+            <w:tcW w:type="dxa" w:w="1872"/>
+          </w:tcPr>
+          <w:p>
+            <w:r>
+              <w:t>回复@中关村大妈://@中关村大妈:我打算在油里吃息了，套住就套住吧，不改对先生的热爱，7年了，爱您如初。生死有命，富贵在天，投资也是个人的福报问题。吾师安康</w:t>
+            </w:r>
+          </w:p>
+        </w:tc>
+        <w:tc>
+          <w:tcPr>
+            <w:tcW w:type="dxa" w:w="1872"/>
+          </w:tcPr>
+          <w:p>
+            <w:r>
+              <w:t>https://weibo.com/1245732825/R5KB7exnz</w:t>
+            </w:r>
+          </w:p>
+        </w:tc>
+      </w:tr>
+      <w:tr>
+        <w:tc>
+          <w:tcPr>
+            <w:tcW w:type="dxa" w:w="1872"/>
+          </w:tcPr>
+          <w:p>
+            <w:r>
+              <w:t>2026-06-25 14:35</w:t>
+            </w:r>
+          </w:p>
+        </w:tc>
+        <w:tc>
+          <w:tcPr>
+            <w:tcW w:type="dxa" w:w="1872"/>
+          </w:tcPr>
+          <w:p>
+            <w:r>
+              <w:t>原创</w:t>
+            </w:r>
+          </w:p>
+        </w:tc>
+        <w:tc>
+          <w:tcPr>
+            <w:tcW w:type="dxa" w:w="1872"/>
+          </w:tcPr>
+          <w:p>
+            <w:r>
+              <w:t>美元/美债、股票/风险资产</w:t>
+            </w:r>
+          </w:p>
+        </w:tc>
+        <w:tc>
+          <w:tcPr>
+            <w:tcW w:type="dxa" w:w="1872"/>
+          </w:tcPr>
+          <w:p>
+            <w:r>
+              <w:t>虽遭内外交攻，仍需要讲几句。 资本三流是研究资本流转的最佳数学模型。 其中，西方货币严重超发，资本总量严重过剩。其解决思路确实清奇：他们通过大漂亮法案，以及对东大等国财政金融的有力把控，竟然硬生生将全球资本流向导入AI赛道。接下来，就该速冻了（资本流速是金融收</w:t>
+            </w:r>
+          </w:p>
+        </w:tc>
+        <w:tc>
+          <w:tcPr>
+            <w:tcW w:type="dxa" w:w="1872"/>
+          </w:tcPr>
+          <w:p>
+            <w:r>
+              <w:t>https://weibo.com/1245732825/R5KvN7oLD</w:t>
+            </w:r>
+          </w:p>
+        </w:tc>
+      </w:tr>
+      <w:tr>
+        <w:tc>
+          <w:tcPr>
+            <w:tcW w:type="dxa" w:w="1872"/>
+          </w:tcPr>
+          <w:p>
+            <w:r>
+              <w:t>2026-06-23 12:05</w:t>
+            </w:r>
+          </w:p>
+        </w:tc>
+        <w:tc>
+          <w:tcPr>
+            <w:tcW w:type="dxa" w:w="1872"/>
+          </w:tcPr>
+          <w:p>
+            <w:r>
+              <w:t>转发/评论</w:t>
+            </w:r>
+          </w:p>
+        </w:tc>
+        <w:tc>
+          <w:tcPr>
+            <w:tcW w:type="dxa" w:w="1872"/>
+          </w:tcPr>
+          <w:p>
+            <w:r>
+              <w:t>人民币/港币、美元/美债、股票/风险资产</w:t>
+            </w:r>
+          </w:p>
+        </w:tc>
+        <w:tc>
+          <w:tcPr>
+            <w:tcW w:type="dxa" w:w="1872"/>
+          </w:tcPr>
+          <w:p>
+            <w:r>
+              <w:t>我是坚决主张人民币稳定持续升值的。我当然知道，人们忧虑“广场协议”后的“平成战败”。然而，我更清楚，要害不在乎升值，而是资本积累率。若人民币持续升值的同时，能确保资本积累率不低于10%，则中国非但不会出现“平成战败”，而恰恰可以彻底击溃西方最后一轮的全方位围剿</w:t>
+            </w:r>
+          </w:p>
+        </w:tc>
+        <w:tc>
+          <w:tcPr>
+            <w:tcW w:type="dxa" w:w="1872"/>
+          </w:tcPr>
+          <w:p>
+            <w:r>
+              <w:t>https://weibo.com/1245732825/R5qGciTqA</w:t>
+            </w:r>
+          </w:p>
+        </w:tc>
+      </w:tr>
+      <w:tblGrid>
+        <w:gridCol w:w="1872"/>
+        <w:gridCol w:w="1872"/>
+        <w:gridCol w:w="1872"/>
+        <w:gridCol w:w="1872"/>
+        <w:gridCol w:w="1872"/>
+      </w:tblGrid>
       <w:tr>
         <w:tc>
           <w:tcPr>
@@ -3413,7 +3563,157 @@
         <w:pStyle w:val="Heading2"/>
       </w:pPr>
       <w:r>
-        <w:t>1. 2026-06-22 08:32 - 原创</w:t>
+        <w:t>1. 2026-06-25 14:48 - 转发/评论</w:t>
+      </w:r>
+    </w:p>
+    <w:p>
+      <w:pPr/>
+      <w:r>
+        <w:t>涉及资产：原油/能源、美元/美债、股票/风险资产</w:t>
+      </w:r>
+    </w:p>
+    <w:p>
+      <w:pPr/>
+      <w:r>
+        <w:t>来源链接：https://weibo.com/1245732825/R5KB7exnz</w:t>
+      </w:r>
+    </w:p>
+    <w:p>
+      <w:pPr/>
+      <w:r>
+        <w:t>完整性提示：本条已通过微博电脑端详情页复核。</w:t>
+      </w:r>
+    </w:p>
+    <w:p>
+      <w:pPr/>
+      <w:r>
+        <w:t>原文观点：</w:t>
+      </w:r>
+    </w:p>
+    <w:p>
+      <w:pPr/>
+      <w:r>
+        <w:t>回复@中关村大妈://@中关村大妈:我打算在油里吃息了，套住就套住吧，不改对先生的热爱，7年了，爱您如初。生死有命，富贵在天，投资也是个人的福报问题。吾师安康</w:t>
+      </w:r>
+    </w:p>
+    <w:p>
+      <w:pPr/>
+      <w:r>
+        <w:t>转发/引用：</w:t>
+      </w:r>
+    </w:p>
+    <w:p>
+      <w:pPr/>
+      <w:r>
+        <w:t>@卢麒元 虽遭内外交攻，仍需要讲几句。</w:t>
+        <w:br/>
+        <w:t>资本三流是研究资本流转的最佳数学模型。</w:t>
+        <w:br/>
+        <w:t>其中，西方货币严重超发，资本总量严重过剩。其解决思路确实清奇：他们通过大漂亮法案，以及对东大等国财政金融的有力把控，竟然硬生生将全球资本流向导入AI赛道。接下来，就该速冻了（资本流速是金融收割的关键举措），9.30前应完成速冻（向心坍缩）。希望有关了解世界金融全局，前瞻即将爆发的金融危机，做出我国财政金融最优应对方略。再次恳请朋友们不要学习日韩民众，不要此刻飞蛾扑火。也请教育学术传媒自重，不要一次次干戈倒置授人以柄。</w:t>
+        <w:br/>
+        <w:t>危机近了，务必保持清醒和淡定。安度赤马红羊劫。</w:t>
+      </w:r>
+    </w:p>
+    <w:p>
+      <w:pPr>
+        <w:pStyle w:val="Heading2"/>
+      </w:pPr>
+      <w:r>
+        <w:t>2. 2026-06-25 14:35 - 原创</w:t>
+      </w:r>
+    </w:p>
+    <w:p>
+      <w:pPr/>
+      <w:r>
+        <w:t>涉及资产：美元/美债、股票/风险资产</w:t>
+      </w:r>
+    </w:p>
+    <w:p>
+      <w:pPr/>
+      <w:r>
+        <w:t>来源链接：https://weibo.com/1245732825/R5KvN7oLD</w:t>
+      </w:r>
+    </w:p>
+    <w:p>
+      <w:pPr/>
+      <w:r>
+        <w:t>完整性提示：本条已通过微博电脑端详情页复核。</w:t>
+      </w:r>
+    </w:p>
+    <w:p>
+      <w:pPr/>
+      <w:r>
+        <w:t>原文观点：</w:t>
+      </w:r>
+    </w:p>
+    <w:p>
+      <w:pPr/>
+      <w:r>
+        <w:t>虽遭内外交攻，仍需要讲几句。</w:t>
+        <w:br/>
+        <w:t>资本三流是研究资本流转的最佳数学模型。</w:t>
+        <w:br/>
+        <w:t>其中，西方货币严重超发，资本总量严重过剩。其解决思路确实清奇：他们通过大漂亮法案，以及对东大等国财政金融的有力把控，竟然硬生生将全球资本流向导入AI赛道。接下来，就该速冻了（资本流速是金融收割的关键举措），9.30前应完成速冻（向心坍缩）。希望有关了解世界金融全局，前瞻即将爆发的金融危机，做出我国财政金融最优应对方略。再次恳请朋友们不要学习日韩民众，不要此刻飞蛾扑火。也请教育学术传媒自重，不要一次次干戈倒置授人以柄。</w:t>
+        <w:br/>
+        <w:t>危机近了，务必保持清醒和淡定。安度赤马红羊劫。</w:t>
+      </w:r>
+    </w:p>
+    <w:p>
+      <w:pPr>
+        <w:pStyle w:val="Heading2"/>
+      </w:pPr>
+      <w:r>
+        <w:t>3. 2026-06-23 12:05 - 转发/评论</w:t>
+      </w:r>
+    </w:p>
+    <w:p>
+      <w:pPr/>
+      <w:r>
+        <w:t>涉及资产：人民币/港币、美元/美债、股票/风险资产</w:t>
+      </w:r>
+    </w:p>
+    <w:p>
+      <w:pPr/>
+      <w:r>
+        <w:t>来源链接：https://weibo.com/1245732825/R5qGciTqA</w:t>
+      </w:r>
+    </w:p>
+    <w:p>
+      <w:pPr/>
+      <w:r>
+        <w:t>完整性提示：本条已通过微博电脑端详情页复核。</w:t>
+      </w:r>
+    </w:p>
+    <w:p>
+      <w:pPr/>
+      <w:r>
+        <w:t>原文观点：</w:t>
+      </w:r>
+    </w:p>
+    <w:p>
+      <w:pPr/>
+      <w:r>
+        <w:t>我是坚决主张人民币稳定持续升值的。我当然知道，人们忧虑“广场协议”后的“平成战败”。然而，我更清楚，要害不在乎升值，而是资本积累率。若人民币持续升值的同时，能确保资本积累率不低于10%，则中国非但不会出现“平成战败”，而恰恰可以彻底击溃西方最后一轮的全方位围剿。管住资本流向（遏制走资），则中国可以迅速完成超越并快速拉开与美的距离。或者，必须先管住殖迷不悟和殖业犯罪的机构和个人。</w:t>
+      </w:r>
+    </w:p>
+    <w:p>
+      <w:pPr/>
+      <w:r>
+        <w:t>转发/引用：</w:t>
+      </w:r>
+    </w:p>
+    <w:p>
+      <w:pPr/>
+      <w:r>
+        <w:t>@环球时报 #中欧贸易不能被保护主义逻辑主导#【#环球时报社评#：世界不需要新的“广场协议”】德国总理默茨近日在欧盟峰会后炒作人民币汇率问题，声称人民币“被低估了30%”，并把1985年那份让日本陷入“失落三十年”的“广场协议”作为解决方案。与此同时，欧盟围绕对华贸易逆差、产业竞争和供应链依赖问题讨论 ​​​ ...展开</w:t>
+      </w:r>
+    </w:p>
+    <w:p>
+      <w:pPr>
+        <w:pStyle w:val="Heading2"/>
+      </w:pPr>
+      <w:r>
+        <w:t>4. 2026-06-22 08:32 - 原创</w:t>
       </w:r>
     </w:p>
     <w:p>
@@ -3462,7 +3762,7 @@
         <w:pStyle w:val="Heading2"/>
       </w:pPr>
       <w:r>
-        <w:t>2. 2026-06-21 17:37 - 转发/评论</w:t>
+        <w:t>5. 2026-06-21 17:37 - 转发/评论</w:t>
       </w:r>
     </w:p>
     <w:p>
@@ -3538,7 +3838,7 @@
         <w:pStyle w:val="Heading2"/>
       </w:pPr>
       <w:r>
-        <w:t>3. 2026-06-20 13:34 - 转发/评论</w:t>
+        <w:t>6. 2026-06-20 13:34 - 转发/评论</w:t>
       </w:r>
     </w:p>
     <w:p>
@@ -3649,7 +3949,7 @@
         <w:pStyle w:val="Heading2"/>
       </w:pPr>
       <w:r>
-        <w:t>4. 2026-06-19 15:06 - 转发/评论</w:t>
+        <w:t>7. 2026-06-19 15:06 - 转发/评论</w:t>
       </w:r>
     </w:p>
     <w:p>
@@ -3758,7 +4058,7 @@
         <w:pStyle w:val="Heading2"/>
       </w:pPr>
       <w:r>
-        <w:t>5. 2026-06-19 13:35 - 转发/评论</w:t>
+        <w:t>8. 2026-06-19 13:35 - 转发/评论</w:t>
       </w:r>
     </w:p>
     <w:p>
@@ -3881,7 +4181,7 @@
         <w:pStyle w:val="Heading2"/>
       </w:pPr>
       <w:r>
-        <w:t>6. 2026-06-19 12:39 - 转发/评论</w:t>
+        <w:t>9. 2026-06-19 12:39 - 转发/评论</w:t>
       </w:r>
     </w:p>
     <w:p>
@@ -4004,7 +4304,7 @@
         <w:pStyle w:val="Heading2"/>
       </w:pPr>
       <w:r>
-        <w:t>7. 2026-06-19 12:03 - 转发/评论</w:t>
+        <w:t>10. 2026-06-19 12:03 - 转发/评论</w:t>
       </w:r>
     </w:p>
     <w:p>
@@ -4113,7 +4413,7 @@
         <w:pStyle w:val="Heading2"/>
       </w:pPr>
       <w:r>
-        <w:t>8. 2026-06-18 12:46 - 转发/评论</w:t>
+        <w:t>11. 2026-06-18 12:46 - 转发/评论</w:t>
       </w:r>
     </w:p>
     <w:p>
@@ -4189,7 +4489,7 @@
         <w:pStyle w:val="Heading2"/>
       </w:pPr>
       <w:r>
-        <w:t>9. 2026-06-18 11:51 - 转发/评论</w:t>
+        <w:t>12. 2026-06-18 11:51 - 转发/评论</w:t>
       </w:r>
     </w:p>
     <w:p>
@@ -4265,7 +4565,7 @@
         <w:pStyle w:val="Heading2"/>
       </w:pPr>
       <w:r>
-        <w:t>10. 2026-06-18 11:19 - 转发/评论</w:t>
+        <w:t>13. 2026-06-18 11:19 - 转发/评论</w:t>
       </w:r>
     </w:p>
     <w:p>
@@ -4341,7 +4641,7 @@
         <w:pStyle w:val="Heading2"/>
       </w:pPr>
       <w:r>
-        <w:t>11. 2026-06-18 11:06 - 转发/评论</w:t>
+        <w:t>14. 2026-06-18 11:06 - 转发/评论</w:t>
       </w:r>
     </w:p>
     <w:p>
@@ -4417,7 +4717,7 @@
         <w:pStyle w:val="Heading2"/>
       </w:pPr>
       <w:r>
-        <w:t>12. 2026-06-18 10:59 - 转发/评论</w:t>
+        <w:t>15. 2026-06-18 10:59 - 转发/评论</w:t>
       </w:r>
     </w:p>
     <w:p>
@@ -4493,7 +4793,7 @@
         <w:pStyle w:val="Heading2"/>
       </w:pPr>
       <w:r>
-        <w:t>13. 2026-06-18 10:29 - 转发/评论</w:t>
+        <w:t>16. 2026-06-18 10:29 - 转发/评论</w:t>
       </w:r>
     </w:p>
     <w:p>
@@ -4569,7 +4869,7 @@
         <w:pStyle w:val="Heading2"/>
       </w:pPr>
       <w:r>
-        <w:t>14. 2026-06-17 10:34 - 转发/评论</w:t>
+        <w:t>17. 2026-06-17 10:34 - 转发/评论</w:t>
       </w:r>
     </w:p>
     <w:p>
@@ -4692,7 +4992,7 @@
         <w:pStyle w:val="Heading2"/>
       </w:pPr>
       <w:r>
-        <w:t>15. 2026-06-16 14:55 - 原创</w:t>
+        <w:t>18. 2026-06-16 14:55 - 原创</w:t>
       </w:r>
     </w:p>
     <w:p>
@@ -4788,7 +5088,7 @@
         <w:pStyle w:val="Heading2"/>
       </w:pPr>
       <w:r>
-        <w:t>16. 2026-06-16 13:11 - 转发/评论</w:t>
+        <w:t>19. 2026-06-16 13:11 - 转发/评论</w:t>
       </w:r>
     </w:p>
     <w:p>
@@ -4864,7 +5164,7 @@
         <w:pStyle w:val="Heading2"/>
       </w:pPr>
       <w:r>
-        <w:t>17. 2026-06-15 11:12 - 转发/评论</w:t>
+        <w:t>20. 2026-06-15 11:12 - 转发/评论</w:t>
       </w:r>
     </w:p>
     <w:p>
@@ -4940,7 +5240,7 @@
         <w:pStyle w:val="Heading2"/>
       </w:pPr>
       <w:r>
-        <w:t>18. 2026-06-15 11:01 - 转发/评论</w:t>
+        <w:t>21. 2026-06-15 11:01 - 转发/评论</w:t>
       </w:r>
     </w:p>
     <w:p>
@@ -5002,7 +5302,7 @@
         <w:pStyle w:val="Heading2"/>
       </w:pPr>
       <w:r>
-        <w:t>19. 2026-06-14 16:11 - 转发/评论</w:t>
+        <w:t>22. 2026-06-14 16:11 - 转发/评论</w:t>
       </w:r>
     </w:p>
     <w:p>
@@ -5125,7 +5425,7 @@
         <w:pStyle w:val="Heading2"/>
       </w:pPr>
       <w:r>
-        <w:t>20. 2026-06-14 10:30 - 转发/评论</w:t>
+        <w:t>23. 2026-06-14 10:30 - 转发/评论</w:t>
       </w:r>
     </w:p>
     <w:p>
@@ -5201,7 +5501,7 @@
         <w:pStyle w:val="Heading2"/>
       </w:pPr>
       <w:r>
-        <w:t>21. 2026-06-14 07:56 - 转发/评论</w:t>
+        <w:t>24. 2026-06-14 07:56 - 转发/评论</w:t>
       </w:r>
     </w:p>
     <w:p>
@@ -5277,7 +5577,7 @@
         <w:pStyle w:val="Heading2"/>
       </w:pPr>
       <w:r>
-        <w:t>22. 2026-06-13 16:54 - 转发/评论</w:t>
+        <w:t>25. 2026-06-13 16:54 - 转发/评论</w:t>
       </w:r>
     </w:p>
     <w:p>
@@ -5353,7 +5653,7 @@
         <w:pStyle w:val="Heading2"/>
       </w:pPr>
       <w:r>
-        <w:t>23. 2026-06-13 16:18 - 转发/评论</w:t>
+        <w:t>26. 2026-06-13 16:18 - 转发/评论</w:t>
       </w:r>
     </w:p>
     <w:p>
@@ -5429,7 +5729,7 @@
         <w:pStyle w:val="Heading2"/>
       </w:pPr>
       <w:r>
-        <w:t>24. 2026-06-13 16:17 - 转发/评论</w:t>
+        <w:t>27. 2026-06-13 16:17 - 转发/评论</w:t>
       </w:r>
     </w:p>
     <w:p>
@@ -5505,7 +5805,7 @@
         <w:pStyle w:val="Heading2"/>
       </w:pPr>
       <w:r>
-        <w:t>25. 2026-06-13 12:56 - 转发/评论</w:t>
+        <w:t>28. 2026-06-13 12:56 - 转发/评论</w:t>
       </w:r>
     </w:p>
     <w:p>
@@ -5581,7 +5881,7 @@
         <w:pStyle w:val="Heading2"/>
       </w:pPr>
       <w:r>
-        <w:t>26. 2026-06-13 11:18 - 转发/评论</w:t>
+        <w:t>29. 2026-06-13 11:18 - 转发/评论</w:t>
       </w:r>
     </w:p>
     <w:p>
@@ -5657,7 +5957,7 @@
         <w:pStyle w:val="Heading2"/>
       </w:pPr>
       <w:r>
-        <w:t>27. 2026-06-12 08:39 - 转发/评论</w:t>
+        <w:t>30. 2026-06-12 08:39 - 转发/评论</w:t>
       </w:r>
     </w:p>
     <w:p>
@@ -5733,7 +6033,7 @@
         <w:pStyle w:val="Heading2"/>
       </w:pPr>
       <w:r>
-        <w:t>28. 2026-06-10 13:52 - 转发/评论</w:t>
+        <w:t>31. 2026-06-10 13:52 - 转发/评论</w:t>
       </w:r>
     </w:p>
     <w:p>
@@ -5809,7 +6109,7 @@
         <w:pStyle w:val="Heading2"/>
       </w:pPr>
       <w:r>
-        <w:t>29. 2026-06-10 12:27 - 转发/评论</w:t>
+        <w:t>32. 2026-06-10 12:27 - 转发/评论</w:t>
       </w:r>
     </w:p>
     <w:p>
@@ -5871,7 +6171,7 @@
         <w:pStyle w:val="Heading2"/>
       </w:pPr>
       <w:r>
-        <w:t>30. 2026-06-10 11:27 - 转发/评论</w:t>
+        <w:t>33. 2026-06-10 11:27 - 转发/评论</w:t>
       </w:r>
     </w:p>
     <w:p>
@@ -5936,7 +6236,7 @@
         <w:pStyle w:val="Heading2"/>
       </w:pPr>
       <w:r>
-        <w:t>31. 2026-06-10 08:40 - 原创</w:t>
+        <w:t>34. 2026-06-10 08:40 - 原创</w:t>
       </w:r>
     </w:p>
     <w:p>
@@ -5988,7 +6288,7 @@
         <w:pStyle w:val="Heading2"/>
       </w:pPr>
       <w:r>
-        <w:t>32. 2026-06-03 13:30 - 转发/评论</w:t>
+        <w:t>35. 2026-06-03 13:30 - 转发/评论</w:t>
       </w:r>
     </w:p>
     <w:p>
@@ -6064,7 +6364,7 @@
         <w:pStyle w:val="Heading2"/>
       </w:pPr>
       <w:r>
-        <w:t>33. 2026-06-01 10:15 - 原创</w:t>
+        <w:t>36. 2026-06-01 10:15 - 原创</w:t>
       </w:r>
     </w:p>
     <w:p>

--- a/docs/卢麒元微博/word/2026-06_卢麒元微博投资相关整理.docx
+++ b/docs/卢麒元微博/word/2026-06_卢麒元微博投资相关整理.docx
@@ -22,7 +22,13 @@
         <w:spacing w:after="60"/>
       </w:pPr>
       <w:r>
-        <w:t>来源：微博移动端公开页面与电脑端详情页；因微博深度分页可能触发验证码，历史批量仍以已抓取公开数据为准。</w:t>
+        <w:rPr>
+          <w:b/>
+        </w:rPr>
+        <w:t>来源：</w:t>
+      </w:r>
+      <w:r>
+        <w:t>微博电脑端详情页与历史公开页面；每条记录均保留来源链接和完整性标记</w:t>
       </w:r>
     </w:p>
     <w:p>
@@ -63,7 +69,7 @@
     </w:p>
     <w:p>
       <w:r>
-        <w:t>本月已纳入 36 条投资相关微博。主题分布：美元/美债 16条；宏观/投资 11条；原油/能源 9条；日元/日本 6条；股票/风险资产 6条；黄金/白银 4条；人民币/港币 4条；Token/稳定币 1条。</w:t>
+        <w:t>本月已纳入 51 条投资相关微博。主题分布：美元/美债 28条；股票/风险资产 19条；原油/能源 11条；宏观/投资 11条；黄金/白银 6条；日元/日本 6条；人民币/港币 4条；粮食/必需品 2条。</w:t>
       </w:r>
     </w:p>
     <w:p>
@@ -80,6 +86,13 @@
         <w:tblW w:type="auto" w:w="0"/>
         <w:tblLook w:firstColumn="1" w:firstRow="1" w:lastColumn="0" w:lastRow="0" w:noHBand="0" w:noVBand="1" w:val="04A0"/>
       </w:tblPr>
+      <w:tblGrid>
+        <w:gridCol w:w="1872"/>
+        <w:gridCol w:w="1872"/>
+        <w:gridCol w:w="1872"/>
+        <w:gridCol w:w="1872"/>
+        <w:gridCol w:w="1872"/>
+      </w:tblGrid>
       <w:tr>
         <w:tc>
           <w:tcPr>
@@ -185,50 +198,1550 @@
       <w:tr>
         <w:tc>
           <w:tcPr>
-            <w:tcW w:type="dxa" w:w="1872"/>
+            <w:tcW w:type="dxa" w:w="1296"/>
+            <w:vAlign w:val="center"/>
           </w:tcPr>
           <w:p>
+            <w:pPr>
+              <w:spacing w:after="0"/>
+            </w:pPr>
+            <w:r/>
             <w:r>
+              <w:rPr>
+                <w:b w:val="0"/>
+                <w:sz w:val="18"/>
+              </w:rPr>
+              <w:t>2026-06-30 15:37</w:t>
+            </w:r>
+          </w:p>
+        </w:tc>
+        <w:tc>
+          <w:tcPr>
+            <w:tcW w:type="dxa" w:w="1584"/>
+            <w:vAlign w:val="center"/>
+          </w:tcPr>
+          <w:p>
+            <w:pPr>
+              <w:spacing w:after="0"/>
+            </w:pPr>
+            <w:r/>
+            <w:r>
+              <w:rPr>
+                <w:b w:val="0"/>
+                <w:sz w:val="18"/>
+              </w:rPr>
+              <w:t>转发/评论</w:t>
+            </w:r>
+          </w:p>
+        </w:tc>
+        <w:tc>
+          <w:tcPr>
+            <w:tcW w:type="dxa" w:w="1728"/>
+            <w:vAlign w:val="center"/>
+          </w:tcPr>
+          <w:p>
+            <w:pPr>
+              <w:spacing w:after="0"/>
+            </w:pPr>
+            <w:r/>
+            <w:r>
+              <w:rPr>
+                <w:b w:val="0"/>
+                <w:sz w:val="18"/>
+              </w:rPr>
+              <w:t>美元/美债</w:t>
+            </w:r>
+          </w:p>
+        </w:tc>
+        <w:tc>
+          <w:tcPr>
+            <w:tcW w:type="dxa" w:w="3456"/>
+            <w:vAlign w:val="center"/>
+          </w:tcPr>
+          <w:p>
+            <w:pPr>
+              <w:spacing w:after="0"/>
+            </w:pPr>
+            <w:r/>
+            <w:r>
+              <w:rPr>
+                <w:b w:val="0"/>
+                <w:sz w:val="18"/>
+              </w:rPr>
+              <w:t>回复@高时中:是的，所谓信息茧房，其实是殖民主义者的信息砒霜。一个伟大的民族，也极有可能被集体麻醉而麻痹。我总在问，为什么数以万亿美元的资本滚滚西去？为什么，我国的资本积累率极难反弹？我忽然理解了教员对特定人群的厌恶！读汉唐历史，我也对特定...</w:t>
+            </w:r>
+          </w:p>
+        </w:tc>
+        <w:tc>
+          <w:tcPr>
+            <w:tcW w:type="dxa" w:w="1296"/>
+            <w:vAlign w:val="center"/>
+          </w:tcPr>
+          <w:p>
+            <w:pPr>
+              <w:spacing w:after="0"/>
+            </w:pPr>
+            <w:r/>
+            <w:r>
+              <w:rPr>
+                <w:b w:val="0"/>
+                <w:sz w:val="18"/>
+              </w:rPr>
+              <w:t>https://weibo.com/1245732825/R6w3Aukcj</w:t>
+            </w:r>
+          </w:p>
+        </w:tc>
+      </w:tr>
+      <w:tr>
+        <w:tc>
+          <w:tcPr>
+            <w:tcW w:type="dxa" w:w="1296"/>
+            <w:vAlign w:val="center"/>
+          </w:tcPr>
+          <w:p>
+            <w:pPr>
+              <w:spacing w:after="0"/>
+            </w:pPr>
+            <w:r/>
+            <w:r>
+              <w:rPr>
+                <w:b w:val="0"/>
+                <w:sz w:val="18"/>
+              </w:rPr>
+              <w:t>2026-06-30 12:28</w:t>
+            </w:r>
+          </w:p>
+        </w:tc>
+        <w:tc>
+          <w:tcPr>
+            <w:tcW w:type="dxa" w:w="1584"/>
+            <w:vAlign w:val="center"/>
+          </w:tcPr>
+          <w:p>
+            <w:pPr>
+              <w:spacing w:after="0"/>
+            </w:pPr>
+            <w:r/>
+            <w:r>
+              <w:rPr>
+                <w:b w:val="0"/>
+                <w:sz w:val="18"/>
+              </w:rPr>
+              <w:t>原创</w:t>
+            </w:r>
+          </w:p>
+        </w:tc>
+        <w:tc>
+          <w:tcPr>
+            <w:tcW w:type="dxa" w:w="1728"/>
+            <w:vAlign w:val="center"/>
+          </w:tcPr>
+          <w:p>
+            <w:pPr>
+              <w:spacing w:after="0"/>
+            </w:pPr>
+            <w:r/>
+            <w:r>
+              <w:rPr>
+                <w:b w:val="0"/>
+                <w:sz w:val="18"/>
+              </w:rPr>
+              <w:t>美元/美债</w:t>
+            </w:r>
+          </w:p>
+        </w:tc>
+        <w:tc>
+          <w:tcPr>
+            <w:tcW w:type="dxa" w:w="3456"/>
+            <w:vAlign w:val="center"/>
+          </w:tcPr>
+          <w:p>
+            <w:pPr>
+              <w:spacing w:after="0"/>
+            </w:pPr>
+            <w:r/>
+            <w:r>
+              <w:rPr>
+                <w:b w:val="0"/>
+                <w:sz w:val="18"/>
+              </w:rPr>
+              <w:t>本人服务于国企（是被戏称为老登的优秀登），自然懂得其价值（超低的市盈率与市净率）。多数年回报已经远超10期国债，且复式回报潜力惊人。然而，并不理解，何故被社保和险资抛弃。至于公募和私募，为何投身于“天堂劵”、“大力丸”、“福寿膏”？贝嫂和女...</w:t>
+            </w:r>
+          </w:p>
+        </w:tc>
+        <w:tc>
+          <w:tcPr>
+            <w:tcW w:type="dxa" w:w="1296"/>
+            <w:vAlign w:val="center"/>
+          </w:tcPr>
+          <w:p>
+            <w:pPr>
+              <w:spacing w:after="0"/>
+            </w:pPr>
+            <w:r/>
+            <w:r>
+              <w:rPr>
+                <w:b w:val="0"/>
+                <w:sz w:val="18"/>
+              </w:rPr>
+              <w:t>https://weibo.com/1245732825/R6uP4mTwa</w:t>
+            </w:r>
+          </w:p>
+        </w:tc>
+      </w:tr>
+      <w:tr>
+        <w:tc>
+          <w:tcPr>
+            <w:tcW w:type="dxa" w:w="1296"/>
+            <w:vAlign w:val="center"/>
+          </w:tcPr>
+          <w:p>
+            <w:pPr>
+              <w:spacing w:after="0"/>
+            </w:pPr>
+            <w:r/>
+            <w:r>
+              <w:rPr>
+                <w:b w:val="0"/>
+                <w:sz w:val="18"/>
+              </w:rPr>
+              <w:t>2026-06-29 16:11</w:t>
+            </w:r>
+          </w:p>
+        </w:tc>
+        <w:tc>
+          <w:tcPr>
+            <w:tcW w:type="dxa" w:w="1584"/>
+            <w:vAlign w:val="center"/>
+          </w:tcPr>
+          <w:p>
+            <w:pPr>
+              <w:spacing w:after="0"/>
+            </w:pPr>
+            <w:r/>
+            <w:r>
+              <w:rPr>
+                <w:b w:val="0"/>
+                <w:sz w:val="18"/>
+              </w:rPr>
+              <w:t>转发/评论</w:t>
+            </w:r>
+          </w:p>
+        </w:tc>
+        <w:tc>
+          <w:tcPr>
+            <w:tcW w:type="dxa" w:w="1728"/>
+            <w:vAlign w:val="center"/>
+          </w:tcPr>
+          <w:p>
+            <w:pPr>
+              <w:spacing w:after="0"/>
+            </w:pPr>
+            <w:r/>
+            <w:r>
+              <w:rPr>
+                <w:b w:val="0"/>
+                <w:sz w:val="18"/>
+              </w:rPr>
+              <w:t>黄金/白银、原油/能源、股票/风险资产、粮食/必需品</w:t>
+            </w:r>
+          </w:p>
+        </w:tc>
+        <w:tc>
+          <w:tcPr>
+            <w:tcW w:type="dxa" w:w="3456"/>
+            <w:vAlign w:val="center"/>
+          </w:tcPr>
+          <w:p>
+            <w:pPr>
+              <w:spacing w:after="0"/>
+            </w:pPr>
+            <w:r/>
+            <w:r>
+              <w:rPr>
+                <w:b w:val="0"/>
+                <w:sz w:val="18"/>
+              </w:rPr>
+              <w:t>回复@Tdym://@Tdym:这个时候能读懂矛盾的《子夜》了，感觉是写的当下//@卢麒元:别生气。“天堂劵”、“大力丸”、“福寿膏”是不容质疑的。不信，你看看，金银铜油粮都跌出翔了。不容置疑的当然不是货，而是币。你以为看场子的在天桥？殖子...</w:t>
+            </w:r>
+          </w:p>
+        </w:tc>
+        <w:tc>
+          <w:tcPr>
+            <w:tcW w:type="dxa" w:w="1296"/>
+            <w:vAlign w:val="center"/>
+          </w:tcPr>
+          <w:p>
+            <w:pPr>
+              <w:spacing w:after="0"/>
+            </w:pPr>
+            <w:r/>
+            <w:r>
+              <w:rPr>
+                <w:b w:val="0"/>
+                <w:sz w:val="18"/>
+              </w:rPr>
+              <w:t>https://weibo.com/1245732825/R6mQJkcec</w:t>
+            </w:r>
+          </w:p>
+        </w:tc>
+      </w:tr>
+      <w:tr>
+        <w:tc>
+          <w:tcPr>
+            <w:tcW w:type="dxa" w:w="1296"/>
+            <w:vAlign w:val="center"/>
+          </w:tcPr>
+          <w:p>
+            <w:pPr>
+              <w:spacing w:after="0"/>
+            </w:pPr>
+            <w:r/>
+            <w:r>
+              <w:rPr>
+                <w:b w:val="0"/>
+                <w:sz w:val="18"/>
+              </w:rPr>
+              <w:t>2026-06-29 15:58</w:t>
+            </w:r>
+          </w:p>
+        </w:tc>
+        <w:tc>
+          <w:tcPr>
+            <w:tcW w:type="dxa" w:w="1584"/>
+            <w:vAlign w:val="center"/>
+          </w:tcPr>
+          <w:p>
+            <w:pPr>
+              <w:spacing w:after="0"/>
+            </w:pPr>
+            <w:r/>
+            <w:r>
+              <w:rPr>
+                <w:b w:val="0"/>
+                <w:sz w:val="18"/>
+              </w:rPr>
+              <w:t>转发/评论</w:t>
+            </w:r>
+          </w:p>
+        </w:tc>
+        <w:tc>
+          <w:tcPr>
+            <w:tcW w:type="dxa" w:w="1728"/>
+            <w:vAlign w:val="center"/>
+          </w:tcPr>
+          <w:p>
+            <w:pPr>
+              <w:spacing w:after="0"/>
+            </w:pPr>
+            <w:r/>
+            <w:r>
+              <w:rPr>
+                <w:b w:val="0"/>
+                <w:sz w:val="18"/>
+              </w:rPr>
+              <w:t>黄金/白银、原油/能源、股票/风险资产、粮食/必需品</w:t>
+            </w:r>
+          </w:p>
+        </w:tc>
+        <w:tc>
+          <w:tcPr>
+            <w:tcW w:type="dxa" w:w="3456"/>
+            <w:vAlign w:val="center"/>
+          </w:tcPr>
+          <w:p>
+            <w:pPr>
+              <w:spacing w:after="0"/>
+            </w:pPr>
+            <w:r/>
+            <w:r>
+              <w:rPr>
+                <w:b w:val="0"/>
+                <w:sz w:val="18"/>
+              </w:rPr>
+              <w:t>别生气。“天堂劵”、“大力丸”、“福寿膏”是不容质疑的。不信，你看看，金银铜油粮都跌出翔了。不容置疑的当然不是货，而是币。你以为看场子的在天桥？殖子和戏子屁都算不上！那一年，天降组搞平成战败，生生地将天皇放在火上烤。安倍的爹不忍，活活地气死...</w:t>
+            </w:r>
+          </w:p>
+        </w:tc>
+        <w:tc>
+          <w:tcPr>
+            <w:tcW w:type="dxa" w:w="1296"/>
+            <w:vAlign w:val="center"/>
+          </w:tcPr>
+          <w:p>
+            <w:pPr>
+              <w:spacing w:after="0"/>
+            </w:pPr>
+            <w:r/>
+            <w:r>
+              <w:rPr>
+                <w:b w:val="0"/>
+                <w:sz w:val="18"/>
+              </w:rPr>
+              <w:t>https://weibo.com/1245732825/R6mLOiU3c</w:t>
+            </w:r>
+          </w:p>
+        </w:tc>
+      </w:tr>
+      <w:tr>
+        <w:tc>
+          <w:tcPr>
+            <w:tcW w:type="dxa" w:w="1296"/>
+            <w:vAlign w:val="center"/>
+          </w:tcPr>
+          <w:p>
+            <w:pPr>
+              <w:spacing w:after="0"/>
+            </w:pPr>
+            <w:r/>
+            <w:r>
+              <w:rPr>
+                <w:b w:val="0"/>
+                <w:sz w:val="18"/>
+              </w:rPr>
+              <w:t>2026-06-29 15:46</w:t>
+            </w:r>
+          </w:p>
+        </w:tc>
+        <w:tc>
+          <w:tcPr>
+            <w:tcW w:type="dxa" w:w="1584"/>
+            <w:vAlign w:val="center"/>
+          </w:tcPr>
+          <w:p>
+            <w:pPr>
+              <w:spacing w:after="0"/>
+            </w:pPr>
+            <w:r/>
+            <w:r>
+              <w:rPr>
+                <w:b w:val="0"/>
+                <w:sz w:val="18"/>
+              </w:rPr>
+              <w:t>原创</w:t>
+            </w:r>
+          </w:p>
+        </w:tc>
+        <w:tc>
+          <w:tcPr>
+            <w:tcW w:type="dxa" w:w="1728"/>
+            <w:vAlign w:val="center"/>
+          </w:tcPr>
+          <w:p>
+            <w:pPr>
+              <w:spacing w:after="0"/>
+            </w:pPr>
+            <w:r/>
+            <w:r>
+              <w:rPr>
+                <w:b w:val="0"/>
+                <w:sz w:val="18"/>
+              </w:rPr>
+              <w:t>股票/风险资产</w:t>
+            </w:r>
+          </w:p>
+        </w:tc>
+        <w:tc>
+          <w:tcPr>
+            <w:tcW w:type="dxa" w:w="3456"/>
+            <w:vAlign w:val="center"/>
+          </w:tcPr>
+          <w:p>
+            <w:pPr>
+              <w:spacing w:after="0"/>
+            </w:pPr>
+            <w:r/>
+            <w:r>
+              <w:rPr>
+                <w:b w:val="0"/>
+                <w:sz w:val="18"/>
+              </w:rPr>
+              <w:t>马斯克的火星“天堂劵”卖的不错，AI诸神的“大力丸”和“福寿膏”也卖得很火。贴着科技标签的金融“大师”们，毛茸茸的大尾巴都溢出“天桥”了。一声锣响，各国爷们娘们，都得要走个面了。德国爷们耿直，要死磕东大的“广场协议”了。贝嫂裹着“天堂劵”偷...</w:t>
+            </w:r>
+          </w:p>
+        </w:tc>
+        <w:tc>
+          <w:tcPr>
+            <w:tcW w:type="dxa" w:w="1296"/>
+            <w:vAlign w:val="center"/>
+          </w:tcPr>
+          <w:p>
+            <w:pPr>
+              <w:spacing w:after="0"/>
+            </w:pPr>
+            <w:r/>
+            <w:r>
+              <w:rPr>
+                <w:b w:val="0"/>
+                <w:sz w:val="18"/>
+              </w:rPr>
+              <w:t>https://weibo.com/1245732825/R6mGLBBuM</w:t>
+            </w:r>
+          </w:p>
+        </w:tc>
+      </w:tr>
+      <w:tr>
+        <w:tc>
+          <w:tcPr>
+            <w:tcW w:type="dxa" w:w="1296"/>
+            <w:vAlign w:val="center"/>
+          </w:tcPr>
+          <w:p>
+            <w:pPr>
+              <w:spacing w:after="0"/>
+            </w:pPr>
+            <w:r/>
+            <w:r>
+              <w:rPr>
+                <w:b w:val="0"/>
+                <w:sz w:val="18"/>
+              </w:rPr>
+              <w:t>2026-06-28 20:45</w:t>
+            </w:r>
+          </w:p>
+        </w:tc>
+        <w:tc>
+          <w:tcPr>
+            <w:tcW w:type="dxa" w:w="1584"/>
+            <w:vAlign w:val="center"/>
+          </w:tcPr>
+          <w:p>
+            <w:pPr>
+              <w:spacing w:after="0"/>
+            </w:pPr>
+            <w:r/>
+            <w:r>
+              <w:rPr>
+                <w:b w:val="0"/>
+                <w:sz w:val="18"/>
+              </w:rPr>
+              <w:t>转发/评论</w:t>
+            </w:r>
+          </w:p>
+        </w:tc>
+        <w:tc>
+          <w:tcPr>
+            <w:tcW w:type="dxa" w:w="1728"/>
+            <w:vAlign w:val="center"/>
+          </w:tcPr>
+          <w:p>
+            <w:pPr>
+              <w:spacing w:after="0"/>
+            </w:pPr>
+            <w:r/>
+            <w:r>
+              <w:rPr>
+                <w:b w:val="0"/>
+                <w:sz w:val="18"/>
+              </w:rPr>
+              <w:t>美元/美债、股票/风险资产</w:t>
+            </w:r>
+          </w:p>
+        </w:tc>
+        <w:tc>
+          <w:tcPr>
+            <w:tcW w:type="dxa" w:w="3456"/>
+            <w:vAlign w:val="center"/>
+          </w:tcPr>
+          <w:p>
+            <w:pPr>
+              <w:spacing w:after="0"/>
+            </w:pPr>
+            <w:r/>
+            <w:r>
+              <w:rPr>
+                <w:b w:val="0"/>
+                <w:sz w:val="18"/>
+              </w:rPr>
+              <w:t>回复@猪柳蛋堡_:敏锐的思考。其实，你在发出天问。到底，东大的策略为何？大宗，翻译成人话，就是建立国储委！您懂得，所有的专家学者皆反对国储！一如当年贱卖稀土！是不懂商品定价吗？不，是拼死维护美元定价！我们的血汗美元在哪里？为什么不是货！还抓...</w:t>
+            </w:r>
+          </w:p>
+        </w:tc>
+        <w:tc>
+          <w:tcPr>
+            <w:tcW w:type="dxa" w:w="1296"/>
+            <w:vAlign w:val="center"/>
+          </w:tcPr>
+          <w:p>
+            <w:pPr>
+              <w:spacing w:after="0"/>
+            </w:pPr>
+            <w:r/>
+            <w:r>
+              <w:rPr>
+                <w:b w:val="0"/>
+                <w:sz w:val="18"/>
+              </w:rPr>
+              <w:t>https://weibo.com/1245732825/R6fdKytsk</w:t>
+            </w:r>
+          </w:p>
+        </w:tc>
+      </w:tr>
+      <w:tr>
+        <w:tc>
+          <w:tcPr>
+            <w:tcW w:type="dxa" w:w="1296"/>
+            <w:vAlign w:val="center"/>
+          </w:tcPr>
+          <w:p>
+            <w:pPr>
+              <w:spacing w:after="0"/>
+            </w:pPr>
+            <w:r/>
+            <w:r>
+              <w:rPr>
+                <w:b w:val="0"/>
+                <w:sz w:val="18"/>
+              </w:rPr>
+              <w:t>2026-06-27 13:41</w:t>
+            </w:r>
+          </w:p>
+        </w:tc>
+        <w:tc>
+          <w:tcPr>
+            <w:tcW w:type="dxa" w:w="1584"/>
+            <w:vAlign w:val="center"/>
+          </w:tcPr>
+          <w:p>
+            <w:pPr>
+              <w:spacing w:after="0"/>
+            </w:pPr>
+            <w:r/>
+            <w:r>
+              <w:rPr>
+                <w:b w:val="0"/>
+                <w:sz w:val="18"/>
+              </w:rPr>
+              <w:t>转发/评论</w:t>
+            </w:r>
+          </w:p>
+        </w:tc>
+        <w:tc>
+          <w:tcPr>
+            <w:tcW w:type="dxa" w:w="1728"/>
+            <w:vAlign w:val="center"/>
+          </w:tcPr>
+          <w:p>
+            <w:pPr>
+              <w:spacing w:after="0"/>
+            </w:pPr>
+            <w:r/>
+            <w:r>
+              <w:rPr>
+                <w:b w:val="0"/>
+                <w:sz w:val="18"/>
+              </w:rPr>
+              <w:t>美元/美债、股票/风险资产</w:t>
+            </w:r>
+          </w:p>
+        </w:tc>
+        <w:tc>
+          <w:tcPr>
+            <w:tcW w:type="dxa" w:w="3456"/>
+            <w:vAlign w:val="center"/>
+          </w:tcPr>
+          <w:p>
+            <w:pPr>
+              <w:spacing w:after="0"/>
+            </w:pPr>
+            <w:r/>
+            <w:r>
+              <w:rPr>
+                <w:b w:val="0"/>
+                <w:sz w:val="18"/>
+              </w:rPr>
+              <w:t>回复@底层逻辑真相:同意。必须存留不同的声音，即便是刺耳的。论与证是两回事，中间隔着正反馈周期。要允许正反馈实现前的质疑，甚至是出现癫狂的症状。我介意的，是朋友们的韧性，能否全部顺利完成正反馈周期。短股长金，金转油，油转…。是我对规律的认知...</w:t>
+            </w:r>
+          </w:p>
+        </w:tc>
+        <w:tc>
+          <w:tcPr>
+            <w:tcW w:type="dxa" w:w="1296"/>
+            <w:vAlign w:val="center"/>
+          </w:tcPr>
+          <w:p>
+            <w:pPr>
+              <w:spacing w:after="0"/>
+            </w:pPr>
+            <w:r/>
+            <w:r>
+              <w:rPr>
+                <w:b w:val="0"/>
+                <w:sz w:val="18"/>
+              </w:rPr>
+              <w:t>https://weibo.com/1245732825/R631awu4G</w:t>
+            </w:r>
+          </w:p>
+        </w:tc>
+      </w:tr>
+      <w:tr>
+        <w:tc>
+          <w:tcPr>
+            <w:tcW w:type="dxa" w:w="1296"/>
+            <w:vAlign w:val="center"/>
+          </w:tcPr>
+          <w:p>
+            <w:pPr>
+              <w:spacing w:after="0"/>
+            </w:pPr>
+            <w:r/>
+            <w:r>
+              <w:rPr>
+                <w:b w:val="0"/>
+                <w:sz w:val="18"/>
+              </w:rPr>
+              <w:t>2026-06-27 13:30</w:t>
+            </w:r>
+          </w:p>
+        </w:tc>
+        <w:tc>
+          <w:tcPr>
+            <w:tcW w:type="dxa" w:w="1584"/>
+            <w:vAlign w:val="center"/>
+          </w:tcPr>
+          <w:p>
+            <w:pPr>
+              <w:spacing w:after="0"/>
+            </w:pPr>
+            <w:r/>
+            <w:r>
+              <w:rPr>
+                <w:b w:val="0"/>
+                <w:sz w:val="18"/>
+              </w:rPr>
+              <w:t>转发/评论</w:t>
+            </w:r>
+          </w:p>
+        </w:tc>
+        <w:tc>
+          <w:tcPr>
+            <w:tcW w:type="dxa" w:w="1728"/>
+            <w:vAlign w:val="center"/>
+          </w:tcPr>
+          <w:p>
+            <w:pPr>
+              <w:spacing w:after="0"/>
+            </w:pPr>
+            <w:r/>
+            <w:r>
+              <w:rPr>
+                <w:b w:val="0"/>
+                <w:sz w:val="18"/>
+              </w:rPr>
+              <w:t>美元/美债、股票/风险资产</w:t>
+            </w:r>
+          </w:p>
+        </w:tc>
+        <w:tc>
+          <w:tcPr>
+            <w:tcW w:type="dxa" w:w="3456"/>
+            <w:vAlign w:val="center"/>
+          </w:tcPr>
+          <w:p>
+            <w:pPr>
+              <w:spacing w:after="0"/>
+            </w:pPr>
+            <w:r/>
+            <w:r>
+              <w:rPr>
+                <w:b w:val="0"/>
+                <w:sz w:val="18"/>
+              </w:rPr>
+              <w:t>回复@正圆枫林:下半年会有安排。//@正圆枫林:卢老师，可不可以也开个小程序每周末时直播呢？学生愚钝，每次听您的课总是似懂非懂又意犹未尽，感恩老师，祝老师样样好//@卢麒元:回复@爬山琥Lu:下午聊天，一并回答吧。//@爬山琥Lu:回复@感...</w:t>
+            </w:r>
+          </w:p>
+        </w:tc>
+        <w:tc>
+          <w:tcPr>
+            <w:tcW w:type="dxa" w:w="1296"/>
+            <w:vAlign w:val="center"/>
+          </w:tcPr>
+          <w:p>
+            <w:pPr>
+              <w:spacing w:after="0"/>
+            </w:pPr>
+            <w:r/>
+            <w:r>
+              <w:rPr>
+                <w:b w:val="0"/>
+                <w:sz w:val="18"/>
+              </w:rPr>
+              <w:t>https://weibo.com/1245732825/R62WD9HWT</w:t>
+            </w:r>
+          </w:p>
+        </w:tc>
+      </w:tr>
+      <w:tr>
+        <w:tc>
+          <w:tcPr>
+            <w:tcW w:type="dxa" w:w="1296"/>
+            <w:vAlign w:val="center"/>
+          </w:tcPr>
+          <w:p>
+            <w:pPr>
+              <w:spacing w:after="0"/>
+            </w:pPr>
+            <w:r/>
+            <w:r>
+              <w:rPr>
+                <w:b w:val="0"/>
+                <w:sz w:val="18"/>
+              </w:rPr>
+              <w:t>2026-06-27 13:25</w:t>
+            </w:r>
+          </w:p>
+        </w:tc>
+        <w:tc>
+          <w:tcPr>
+            <w:tcW w:type="dxa" w:w="1584"/>
+            <w:vAlign w:val="center"/>
+          </w:tcPr>
+          <w:p>
+            <w:pPr>
+              <w:spacing w:after="0"/>
+            </w:pPr>
+            <w:r/>
+            <w:r>
+              <w:rPr>
+                <w:b w:val="0"/>
+                <w:sz w:val="18"/>
+              </w:rPr>
+              <w:t>转发/评论</w:t>
+            </w:r>
+          </w:p>
+        </w:tc>
+        <w:tc>
+          <w:tcPr>
+            <w:tcW w:type="dxa" w:w="1728"/>
+            <w:vAlign w:val="center"/>
+          </w:tcPr>
+          <w:p>
+            <w:pPr>
+              <w:spacing w:after="0"/>
+            </w:pPr>
+            <w:r/>
+            <w:r>
+              <w:rPr>
+                <w:b w:val="0"/>
+                <w:sz w:val="18"/>
+              </w:rPr>
+              <w:t>美元/美债、股票/风险资产</w:t>
+            </w:r>
+          </w:p>
+        </w:tc>
+        <w:tc>
+          <w:tcPr>
+            <w:tcW w:type="dxa" w:w="3456"/>
+            <w:vAlign w:val="center"/>
+          </w:tcPr>
+          <w:p>
+            <w:pPr>
+              <w:spacing w:after="0"/>
+            </w:pPr>
+            <w:r/>
+            <w:r>
+              <w:rPr>
+                <w:b w:val="0"/>
+                <w:sz w:val="18"/>
+              </w:rPr>
+              <w:t>回复@阿J的格欧德:好的👌//@阿J的格欧德:老师，不知道您能否看到我的留言。强烈建议您选一位值得信任的助理，日常帮您处理一下平台上的信息。有选择性的提炼出典型的问题，您抽空回答即可。其他的恶意评论就忽略掉吧。这样，可以保护您的磁场，给您留...</w:t>
+            </w:r>
+          </w:p>
+        </w:tc>
+        <w:tc>
+          <w:tcPr>
+            <w:tcW w:type="dxa" w:w="1296"/>
+            <w:vAlign w:val="center"/>
+          </w:tcPr>
+          <w:p>
+            <w:pPr>
+              <w:spacing w:after="0"/>
+            </w:pPr>
+            <w:r/>
+            <w:r>
+              <w:rPr>
+                <w:b w:val="0"/>
+                <w:sz w:val="18"/>
+              </w:rPr>
+              <w:t>https://weibo.com/1245732825/R62UJ1iE0</w:t>
+            </w:r>
+          </w:p>
+        </w:tc>
+      </w:tr>
+      <w:tr>
+        <w:tc>
+          <w:tcPr>
+            <w:tcW w:type="dxa" w:w="1296"/>
+            <w:vAlign w:val="center"/>
+          </w:tcPr>
+          <w:p>
+            <w:pPr>
+              <w:spacing w:after="0"/>
+            </w:pPr>
+            <w:r/>
+            <w:r>
+              <w:rPr>
+                <w:b w:val="0"/>
+                <w:sz w:val="18"/>
+              </w:rPr>
+              <w:t>2026-06-27 13:24</w:t>
+            </w:r>
+          </w:p>
+        </w:tc>
+        <w:tc>
+          <w:tcPr>
+            <w:tcW w:type="dxa" w:w="1584"/>
+            <w:vAlign w:val="center"/>
+          </w:tcPr>
+          <w:p>
+            <w:pPr>
+              <w:spacing w:after="0"/>
+            </w:pPr>
+            <w:r/>
+            <w:r>
+              <w:rPr>
+                <w:b w:val="0"/>
+                <w:sz w:val="18"/>
+              </w:rPr>
+              <w:t>转发/评论</w:t>
+            </w:r>
+          </w:p>
+        </w:tc>
+        <w:tc>
+          <w:tcPr>
+            <w:tcW w:type="dxa" w:w="1728"/>
+            <w:vAlign w:val="center"/>
+          </w:tcPr>
+          <w:p>
+            <w:pPr>
+              <w:spacing w:after="0"/>
+            </w:pPr>
+            <w:r/>
+            <w:r>
+              <w:rPr>
+                <w:b w:val="0"/>
+                <w:sz w:val="18"/>
+              </w:rPr>
+              <w:t>美元/美债、股票/风险资产</w:t>
+            </w:r>
+          </w:p>
+        </w:tc>
+        <w:tc>
+          <w:tcPr>
+            <w:tcW w:type="dxa" w:w="3456"/>
+            <w:vAlign w:val="center"/>
+          </w:tcPr>
+          <w:p>
+            <w:pPr>
+              <w:spacing w:after="0"/>
+            </w:pPr>
+            <w:r/>
+            <w:r>
+              <w:rPr>
+                <w:b w:val="0"/>
+                <w:sz w:val="18"/>
+              </w:rPr>
+              <w:t>回复@爬山琥Lu:下午聊天，一并回答吧。//@爬山琥Lu:回复@感时花溅泪LAL:@卢麒元 请教老师，在美国暴利加息和资本速冻之前，会不会有恶性通胀，大家恶性通胀的//@卢麒元:回复@广东聘婷:讲格林斯潘的难度，在于解析美联储的性质。我用资...</w:t>
+            </w:r>
+          </w:p>
+        </w:tc>
+        <w:tc>
+          <w:tcPr>
+            <w:tcW w:type="dxa" w:w="1296"/>
+            <w:vAlign w:val="center"/>
+          </w:tcPr>
+          <w:p>
+            <w:pPr>
+              <w:spacing w:after="0"/>
+            </w:pPr>
+            <w:r/>
+            <w:r>
+              <w:rPr>
+                <w:b w:val="0"/>
+                <w:sz w:val="18"/>
+              </w:rPr>
+              <w:t>https://weibo.com/1245732825/R62U7bPKq</w:t>
+            </w:r>
+          </w:p>
+        </w:tc>
+      </w:tr>
+      <w:tr>
+        <w:tc>
+          <w:tcPr>
+            <w:tcW w:type="dxa" w:w="1296"/>
+            <w:vAlign w:val="center"/>
+          </w:tcPr>
+          <w:p>
+            <w:pPr>
+              <w:spacing w:after="0"/>
+            </w:pPr>
+            <w:r/>
+            <w:r>
+              <w:rPr>
+                <w:b w:val="0"/>
+                <w:sz w:val="18"/>
+              </w:rPr>
+              <w:t>2026-06-27 13:22</w:t>
+            </w:r>
+          </w:p>
+        </w:tc>
+        <w:tc>
+          <w:tcPr>
+            <w:tcW w:type="dxa" w:w="1584"/>
+            <w:vAlign w:val="center"/>
+          </w:tcPr>
+          <w:p>
+            <w:pPr>
+              <w:spacing w:after="0"/>
+            </w:pPr>
+            <w:r/>
+            <w:r>
+              <w:rPr>
+                <w:b w:val="0"/>
+                <w:sz w:val="18"/>
+              </w:rPr>
+              <w:t>转发/评论</w:t>
+            </w:r>
+          </w:p>
+        </w:tc>
+        <w:tc>
+          <w:tcPr>
+            <w:tcW w:type="dxa" w:w="1728"/>
+            <w:vAlign w:val="center"/>
+          </w:tcPr>
+          <w:p>
+            <w:pPr>
+              <w:spacing w:after="0"/>
+            </w:pPr>
+            <w:r/>
+            <w:r>
+              <w:rPr>
+                <w:b w:val="0"/>
+                <w:sz w:val="18"/>
+              </w:rPr>
+              <w:t>美元/美债、股票/风险资产</w:t>
+            </w:r>
+          </w:p>
+        </w:tc>
+        <w:tc>
+          <w:tcPr>
+            <w:tcW w:type="dxa" w:w="3456"/>
+            <w:vAlign w:val="center"/>
+          </w:tcPr>
+          <w:p>
+            <w:pPr>
+              <w:spacing w:after="0"/>
+            </w:pPr>
+            <w:r/>
+            <w:r>
+              <w:rPr>
+                <w:b w:val="0"/>
+                <w:sz w:val="18"/>
+              </w:rPr>
+              <w:t>回复@刘桃嫣199211:那代人作品的要害在于：消解正义，告别革命。那代不义而反革恨国的人老了，虽仓皇移居了西方乐土，却仍想用殖业技能，赚最后的银两。韩不该青皂不分，被人当锣敲。很欣慰，这代老百姓太牛了👍。有义，才能有情。//@刘桃嫣199...</w:t>
+            </w:r>
+          </w:p>
+        </w:tc>
+        <w:tc>
+          <w:tcPr>
+            <w:tcW w:type="dxa" w:w="1296"/>
+            <w:vAlign w:val="center"/>
+          </w:tcPr>
+          <w:p>
+            <w:pPr>
+              <w:spacing w:after="0"/>
+            </w:pPr>
+            <w:r/>
+            <w:r>
+              <w:rPr>
+                <w:b w:val="0"/>
+                <w:sz w:val="18"/>
+              </w:rPr>
+              <w:t>https://weibo.com/1245732825/R62T9ulcp</w:t>
+            </w:r>
+          </w:p>
+        </w:tc>
+      </w:tr>
+      <w:tr>
+        <w:tc>
+          <w:tcPr>
+            <w:tcW w:type="dxa" w:w="1296"/>
+            <w:vAlign w:val="center"/>
+          </w:tcPr>
+          <w:p>
+            <w:pPr>
+              <w:spacing w:after="0"/>
+            </w:pPr>
+            <w:r/>
+            <w:r>
+              <w:rPr>
+                <w:b w:val="0"/>
+                <w:sz w:val="18"/>
+              </w:rPr>
+              <w:t>2026-06-27 11:44</w:t>
+            </w:r>
+          </w:p>
+        </w:tc>
+        <w:tc>
+          <w:tcPr>
+            <w:tcW w:type="dxa" w:w="1584"/>
+            <w:vAlign w:val="center"/>
+          </w:tcPr>
+          <w:p>
+            <w:pPr>
+              <w:spacing w:after="0"/>
+            </w:pPr>
+            <w:r/>
+            <w:r>
+              <w:rPr>
+                <w:b w:val="0"/>
+                <w:sz w:val="18"/>
+              </w:rPr>
+              <w:t>转发/评论</w:t>
+            </w:r>
+          </w:p>
+        </w:tc>
+        <w:tc>
+          <w:tcPr>
+            <w:tcW w:type="dxa" w:w="1728"/>
+            <w:vAlign w:val="center"/>
+          </w:tcPr>
+          <w:p>
+            <w:pPr>
+              <w:spacing w:after="0"/>
+            </w:pPr>
+            <w:r/>
+            <w:r>
+              <w:rPr>
+                <w:b w:val="0"/>
+                <w:sz w:val="18"/>
+              </w:rPr>
+              <w:t>美元/美债、股票/风险资产</w:t>
+            </w:r>
+          </w:p>
+        </w:tc>
+        <w:tc>
+          <w:tcPr>
+            <w:tcW w:type="dxa" w:w="3456"/>
+            <w:vAlign w:val="center"/>
+          </w:tcPr>
+          <w:p>
+            <w:pPr>
+              <w:spacing w:after="0"/>
+            </w:pPr>
+            <w:r/>
+            <w:r>
+              <w:rPr>
+                <w:b w:val="0"/>
+                <w:sz w:val="18"/>
+              </w:rPr>
+              <w:t>回复@广东聘婷:讲格林斯潘的难度，在于解析美联储的性质。我用资本三流的分析框架，约略解释了美联储的工作方法。而方法之目的，则为性质。格老的离世，如美元的余晖消散。沃什没有格老的命，中兴的要素凑不齐了。因为，那边，醒了，压不住了，也要崛起了。...</w:t>
+            </w:r>
+          </w:p>
+        </w:tc>
+        <w:tc>
+          <w:tcPr>
+            <w:tcW w:type="dxa" w:w="1296"/>
+            <w:vAlign w:val="center"/>
+          </w:tcPr>
+          <w:p>
+            <w:pPr>
+              <w:spacing w:after="0"/>
+            </w:pPr>
+            <w:r/>
+            <w:r>
+              <w:rPr>
+                <w:b w:val="0"/>
+                <w:sz w:val="18"/>
+              </w:rPr>
+              <w:t>https://weibo.com/1245732825/R62fBlX2B</w:t>
+            </w:r>
+          </w:p>
+        </w:tc>
+      </w:tr>
+      <w:tr>
+        <w:tc>
+          <w:tcPr>
+            <w:tcW w:type="dxa" w:w="1296"/>
+            <w:vAlign w:val="center"/>
+          </w:tcPr>
+          <w:p>
+            <w:pPr>
+              <w:spacing w:after="0"/>
+            </w:pPr>
+            <w:r/>
+            <w:r>
+              <w:rPr>
+                <w:b w:val="0"/>
+                <w:sz w:val="18"/>
+              </w:rPr>
+              <w:t>2026-06-26 16:12</w:t>
+            </w:r>
+          </w:p>
+        </w:tc>
+        <w:tc>
+          <w:tcPr>
+            <w:tcW w:type="dxa" w:w="1584"/>
+            <w:vAlign w:val="center"/>
+          </w:tcPr>
+          <w:p>
+            <w:pPr>
+              <w:spacing w:after="0"/>
+            </w:pPr>
+            <w:r/>
+            <w:r>
+              <w:rPr>
+                <w:b w:val="0"/>
+                <w:sz w:val="18"/>
+              </w:rPr>
+              <w:t>转发/评论</w:t>
+            </w:r>
+          </w:p>
+        </w:tc>
+        <w:tc>
+          <w:tcPr>
+            <w:tcW w:type="dxa" w:w="1728"/>
+            <w:vAlign w:val="center"/>
+          </w:tcPr>
+          <w:p>
+            <w:pPr>
+              <w:spacing w:after="0"/>
+            </w:pPr>
+            <w:r/>
+            <w:r>
+              <w:rPr>
+                <w:b w:val="0"/>
+                <w:sz w:val="18"/>
+              </w:rPr>
+              <w:t>美元/美债、股票/风险资产</w:t>
+            </w:r>
+          </w:p>
+        </w:tc>
+        <w:tc>
+          <w:tcPr>
+            <w:tcW w:type="dxa" w:w="3456"/>
+            <w:vAlign w:val="center"/>
+          </w:tcPr>
+          <w:p>
+            <w:pPr>
+              <w:spacing w:after="0"/>
+            </w:pPr>
+            <w:r/>
+            <w:r>
+              <w:rPr>
+                <w:b w:val="0"/>
+                <w:sz w:val="18"/>
+              </w:rPr>
+              <w:t>回复@吉祥止止1234://@吉祥止止1234:听课方法 查看图片 //@卢麒元:回复@日月年-17:这周聊天：落日余晖～格林斯潘。//@日月年-17:请问各位，怎么可以在线听卢老师的课？//@卢麒元:回复@明天8个男模:按既定方针办。//...</w:t>
+            </w:r>
+          </w:p>
+        </w:tc>
+        <w:tc>
+          <w:tcPr>
+            <w:tcW w:type="dxa" w:w="1296"/>
+            <w:vAlign w:val="center"/>
+          </w:tcPr>
+          <w:p>
+            <w:pPr>
+              <w:spacing w:after="0"/>
+            </w:pPr>
+            <w:r/>
+            <w:r>
+              <w:rPr>
+                <w:b w:val="0"/>
+                <w:sz w:val="18"/>
+              </w:rPr>
+              <w:t>https://weibo.com/1245732825/R5UzFfcDV</w:t>
+            </w:r>
+          </w:p>
+        </w:tc>
+      </w:tr>
+      <w:tr>
+        <w:tc>
+          <w:tcPr>
+            <w:tcW w:type="dxa" w:w="1296"/>
+            <w:vAlign w:val="center"/>
+          </w:tcPr>
+          <w:p>
+            <w:pPr>
+              <w:spacing w:after="0"/>
+            </w:pPr>
+            <w:r/>
+            <w:r>
+              <w:rPr>
+                <w:b w:val="0"/>
+                <w:sz w:val="18"/>
+              </w:rPr>
+              <w:t>2026-06-26 16:10</w:t>
+            </w:r>
+          </w:p>
+        </w:tc>
+        <w:tc>
+          <w:tcPr>
+            <w:tcW w:type="dxa" w:w="1584"/>
+            <w:vAlign w:val="center"/>
+          </w:tcPr>
+          <w:p>
+            <w:pPr>
+              <w:spacing w:after="0"/>
+            </w:pPr>
+            <w:r/>
+            <w:r>
+              <w:rPr>
+                <w:b w:val="0"/>
+                <w:sz w:val="18"/>
+              </w:rPr>
+              <w:t>转发/评论</w:t>
+            </w:r>
+          </w:p>
+        </w:tc>
+        <w:tc>
+          <w:tcPr>
+            <w:tcW w:type="dxa" w:w="1728"/>
+            <w:vAlign w:val="center"/>
+          </w:tcPr>
+          <w:p>
+            <w:pPr>
+              <w:spacing w:after="0"/>
+            </w:pPr>
+            <w:r/>
+            <w:r>
+              <w:rPr>
+                <w:b w:val="0"/>
+                <w:sz w:val="18"/>
+              </w:rPr>
+              <w:t>美元/美债、股票/风险资产</w:t>
+            </w:r>
+          </w:p>
+        </w:tc>
+        <w:tc>
+          <w:tcPr>
+            <w:tcW w:type="dxa" w:w="3456"/>
+            <w:vAlign w:val="center"/>
+          </w:tcPr>
+          <w:p>
+            <w:pPr>
+              <w:spacing w:after="0"/>
+            </w:pPr>
+            <w:r/>
+            <w:r>
+              <w:rPr>
+                <w:b w:val="0"/>
+                <w:sz w:val="18"/>
+              </w:rPr>
+              <w:t>回复@日月年-17:这周聊天：落日余晖～格林斯潘。//@日月年-17:请问各位，怎么可以在线听卢老师的课？//@卢麒元:回复@明天8个男模:按既定方针办。//@明天8个男模:老师，麻烦您明示还是遵循既定方针吗还是出来持有现金</w:t>
+            </w:r>
+          </w:p>
+        </w:tc>
+        <w:tc>
+          <w:tcPr>
+            <w:tcW w:type="dxa" w:w="1296"/>
+            <w:vAlign w:val="center"/>
+          </w:tcPr>
+          <w:p>
+            <w:pPr>
+              <w:spacing w:after="0"/>
+            </w:pPr>
+            <w:r/>
+            <w:r>
+              <w:rPr>
+                <w:b w:val="0"/>
+                <w:sz w:val="18"/>
+              </w:rPr>
+              <w:t>https://weibo.com/1245732825/R5Uz1bLMK</w:t>
+            </w:r>
+          </w:p>
+        </w:tc>
+      </w:tr>
+      <w:tr>
+        <w:tc>
+          <w:tcPr>
+            <w:tcW w:type="dxa" w:w="1296"/>
+            <w:vAlign w:val="center"/>
+          </w:tcPr>
+          <w:p>
+            <w:pPr>
+              <w:spacing w:after="0"/>
+            </w:pPr>
+            <w:r/>
+            <w:r>
+              <w:rPr>
+                <w:b w:val="0"/>
+                <w:sz w:val="18"/>
+              </w:rPr>
+              <w:t>2026-06-26 12:34</w:t>
+            </w:r>
+          </w:p>
+        </w:tc>
+        <w:tc>
+          <w:tcPr>
+            <w:tcW w:type="dxa" w:w="1584"/>
+            <w:vAlign w:val="center"/>
+          </w:tcPr>
+          <w:p>
+            <w:pPr>
+              <w:spacing w:after="0"/>
+            </w:pPr>
+            <w:r/>
+            <w:r>
+              <w:rPr>
+                <w:b w:val="0"/>
+                <w:sz w:val="18"/>
+              </w:rPr>
+              <w:t>转发/评论</w:t>
+            </w:r>
+          </w:p>
+        </w:tc>
+        <w:tc>
+          <w:tcPr>
+            <w:tcW w:type="dxa" w:w="1728"/>
+            <w:vAlign w:val="center"/>
+          </w:tcPr>
+          <w:p>
+            <w:pPr>
+              <w:spacing w:after="0"/>
+            </w:pPr>
+            <w:r/>
+            <w:r>
+              <w:rPr>
+                <w:b w:val="0"/>
+                <w:sz w:val="18"/>
+              </w:rPr>
+              <w:t>美元/美债、股票/风险资产</w:t>
+            </w:r>
+          </w:p>
+        </w:tc>
+        <w:tc>
+          <w:tcPr>
+            <w:tcW w:type="dxa" w:w="3456"/>
+            <w:vAlign w:val="center"/>
+          </w:tcPr>
+          <w:p>
+            <w:pPr>
+              <w:spacing w:after="0"/>
+            </w:pPr>
+            <w:r/>
+            <w:r>
+              <w:rPr>
+                <w:b w:val="0"/>
+                <w:sz w:val="18"/>
+              </w:rPr>
+              <w:t>回复@明天8个男模:按既定方针办。//@明天8个男模:老师，麻烦您明示还是遵循既定方针吗还是出来持有现金</w:t>
+            </w:r>
+          </w:p>
+        </w:tc>
+        <w:tc>
+          <w:tcPr>
+            <w:tcW w:type="dxa" w:w="1296"/>
+            <w:vAlign w:val="center"/>
+          </w:tcPr>
+          <w:p>
+            <w:pPr>
+              <w:spacing w:after="0"/>
+            </w:pPr>
+            <w:r/>
+            <w:r>
+              <w:rPr>
+                <w:b w:val="0"/>
+                <w:sz w:val="18"/>
+              </w:rPr>
+              <w:t>https://weibo.com/1245732825/R5T9sFndi</w:t>
+            </w:r>
+          </w:p>
+        </w:tc>
+      </w:tr>
+      <w:tr>
+        <w:tc>
+          <w:tcPr>
+            <w:tcW w:type="dxa" w:w="1296"/>
+            <w:vAlign w:val="center"/>
+          </w:tcPr>
+          <w:p>
+            <w:pPr>
+              <w:spacing w:after="0"/>
+            </w:pPr>
+            <w:r/>
+            <w:r>
+              <w:rPr>
+                <w:b w:val="0"/>
+                <w:sz w:val="18"/>
+              </w:rPr>
               <w:t>2026-06-25 14:48</w:t>
             </w:r>
           </w:p>
         </w:tc>
         <w:tc>
           <w:tcPr>
-            <w:tcW w:type="dxa" w:w="1872"/>
+            <w:tcW w:type="dxa" w:w="1584"/>
+            <w:vAlign w:val="center"/>
           </w:tcPr>
           <w:p>
+            <w:pPr>
+              <w:spacing w:after="0"/>
+            </w:pPr>
+            <w:r/>
             <w:r>
+              <w:rPr>
+                <w:b w:val="0"/>
+                <w:sz w:val="18"/>
+              </w:rPr>
               <w:t>转发/评论</w:t>
             </w:r>
           </w:p>
         </w:tc>
         <w:tc>
           <w:tcPr>
-            <w:tcW w:type="dxa" w:w="1872"/>
+            <w:tcW w:type="dxa" w:w="1728"/>
+            <w:vAlign w:val="center"/>
           </w:tcPr>
           <w:p>
+            <w:pPr>
+              <w:spacing w:after="0"/>
+            </w:pPr>
+            <w:r/>
             <w:r>
+              <w:rPr>
+                <w:b w:val="0"/>
+                <w:sz w:val="18"/>
+              </w:rPr>
               <w:t>原油/能源、美元/美债、股票/风险资产</w:t>
             </w:r>
           </w:p>
         </w:tc>
         <w:tc>
           <w:tcPr>
-            <w:tcW w:type="dxa" w:w="1872"/>
+            <w:tcW w:type="dxa" w:w="3456"/>
+            <w:vAlign w:val="center"/>
           </w:tcPr>
           <w:p>
+            <w:pPr>
+              <w:spacing w:after="0"/>
+            </w:pPr>
+            <w:r/>
             <w:r>
+              <w:rPr>
+                <w:b w:val="0"/>
+                <w:sz w:val="18"/>
+              </w:rPr>
               <w:t>回复@中关村大妈://@中关村大妈:我打算在油里吃息了，套住就套住吧，不改对先生的热爱，7年了，爱您如初。生死有命，富贵在天，投资也是个人的福报问题。吾师安康</w:t>
             </w:r>
           </w:p>
         </w:tc>
         <w:tc>
           <w:tcPr>
-            <w:tcW w:type="dxa" w:w="1872"/>
+            <w:tcW w:type="dxa" w:w="1296"/>
+            <w:vAlign w:val="center"/>
           </w:tcPr>
           <w:p>
+            <w:pPr>
+              <w:spacing w:after="0"/>
+            </w:pPr>
+            <w:r/>
             <w:r>
+              <w:rPr>
+                <w:b w:val="0"/>
+                <w:sz w:val="18"/>
+              </w:rPr>
               <w:t>https://weibo.com/1245732825/R5KB7exnz</w:t>
             </w:r>
           </w:p>
@@ -237,50 +1750,99 @@
       <w:tr>
         <w:tc>
           <w:tcPr>
-            <w:tcW w:type="dxa" w:w="1872"/>
+            <w:tcW w:type="dxa" w:w="1296"/>
+            <w:vAlign w:val="center"/>
           </w:tcPr>
           <w:p>
+            <w:pPr>
+              <w:spacing w:after="0"/>
+            </w:pPr>
+            <w:r/>
             <w:r>
+              <w:rPr>
+                <w:b w:val="0"/>
+                <w:sz w:val="18"/>
+              </w:rPr>
               <w:t>2026-06-25 14:35</w:t>
             </w:r>
           </w:p>
         </w:tc>
         <w:tc>
           <w:tcPr>
-            <w:tcW w:type="dxa" w:w="1872"/>
+            <w:tcW w:type="dxa" w:w="1584"/>
+            <w:vAlign w:val="center"/>
           </w:tcPr>
           <w:p>
+            <w:pPr>
+              <w:spacing w:after="0"/>
+            </w:pPr>
+            <w:r/>
             <w:r>
+              <w:rPr>
+                <w:b w:val="0"/>
+                <w:sz w:val="18"/>
+              </w:rPr>
               <w:t>原创</w:t>
             </w:r>
           </w:p>
         </w:tc>
         <w:tc>
           <w:tcPr>
-            <w:tcW w:type="dxa" w:w="1872"/>
+            <w:tcW w:type="dxa" w:w="1728"/>
+            <w:vAlign w:val="center"/>
           </w:tcPr>
           <w:p>
+            <w:pPr>
+              <w:spacing w:after="0"/>
+            </w:pPr>
+            <w:r/>
             <w:r>
+              <w:rPr>
+                <w:b w:val="0"/>
+                <w:sz w:val="18"/>
+              </w:rPr>
               <w:t>美元/美债、股票/风险资产</w:t>
             </w:r>
           </w:p>
         </w:tc>
         <w:tc>
           <w:tcPr>
-            <w:tcW w:type="dxa" w:w="1872"/>
+            <w:tcW w:type="dxa" w:w="3456"/>
+            <w:vAlign w:val="center"/>
           </w:tcPr>
           <w:p>
+            <w:pPr>
+              <w:spacing w:after="0"/>
+            </w:pPr>
+            <w:r/>
             <w:r>
-              <w:t>虽遭内外交攻，仍需要讲几句。 资本三流是研究资本流转的最佳数学模型。 其中，西方货币严重超发，资本总量严重过剩。其解决思路确实清奇：他们通过大漂亮法案，以及对东大等国财政金融的有力把控，竟然硬生生将全球资本流向导入AI赛道。接下来，就该速冻了（资本流速是金融收</w:t>
+              <w:rPr>
+                <w:b w:val="0"/>
+                <w:sz w:val="18"/>
+              </w:rPr>
+              <w:t>虽遭内外交攻，仍需要讲几句。</w:t>
+              <w:br/>
+              <w:t>资本三流是研究资本流转的最佳数学模型。</w:t>
+              <w:br/>
+              <w:t>其中，西方货币严重超发，资本总量严重过剩。其解决思路确实清奇：他们通过大漂亮法案，以及对东大等国财政金融的有力把控，竟然硬生生将全球资本流向导入AI赛道。接下来，就该速冻...</w:t>
             </w:r>
           </w:p>
         </w:tc>
         <w:tc>
           <w:tcPr>
-            <w:tcW w:type="dxa" w:w="1872"/>
+            <w:tcW w:type="dxa" w:w="1296"/>
+            <w:vAlign w:val="center"/>
           </w:tcPr>
           <w:p>
+            <w:pPr>
+              <w:spacing w:after="0"/>
+            </w:pPr>
+            <w:r/>
             <w:r>
+              <w:rPr>
+                <w:b w:val="0"/>
+                <w:sz w:val="18"/>
+              </w:rPr>
               <w:t>https://weibo.com/1245732825/R5KvN7oLD</w:t>
             </w:r>
           </w:p>
@@ -289,62 +1851,100 @@
       <w:tr>
         <w:tc>
           <w:tcPr>
-            <w:tcW w:type="dxa" w:w="1872"/>
+            <w:tcW w:type="dxa" w:w="1296"/>
+            <w:vAlign w:val="center"/>
           </w:tcPr>
           <w:p>
+            <w:pPr>
+              <w:spacing w:after="0"/>
+            </w:pPr>
+            <w:r/>
             <w:r>
+              <w:rPr>
+                <w:b w:val="0"/>
+                <w:sz w:val="18"/>
+              </w:rPr>
               <w:t>2026-06-23 12:05</w:t>
             </w:r>
           </w:p>
         </w:tc>
         <w:tc>
           <w:tcPr>
-            <w:tcW w:type="dxa" w:w="1872"/>
+            <w:tcW w:type="dxa" w:w="1584"/>
+            <w:vAlign w:val="center"/>
           </w:tcPr>
           <w:p>
+            <w:pPr>
+              <w:spacing w:after="0"/>
+            </w:pPr>
+            <w:r/>
             <w:r>
+              <w:rPr>
+                <w:b w:val="0"/>
+                <w:sz w:val="18"/>
+              </w:rPr>
               <w:t>转发/评论</w:t>
             </w:r>
           </w:p>
         </w:tc>
         <w:tc>
           <w:tcPr>
-            <w:tcW w:type="dxa" w:w="1872"/>
+            <w:tcW w:type="dxa" w:w="1728"/>
+            <w:vAlign w:val="center"/>
           </w:tcPr>
           <w:p>
+            <w:pPr>
+              <w:spacing w:after="0"/>
+            </w:pPr>
+            <w:r/>
             <w:r>
+              <w:rPr>
+                <w:b w:val="0"/>
+                <w:sz w:val="18"/>
+              </w:rPr>
               <w:t>人民币/港币、美元/美债、股票/风险资产</w:t>
             </w:r>
           </w:p>
         </w:tc>
         <w:tc>
           <w:tcPr>
-            <w:tcW w:type="dxa" w:w="1872"/>
+            <w:tcW w:type="dxa" w:w="3456"/>
+            <w:vAlign w:val="center"/>
           </w:tcPr>
           <w:p>
+            <w:pPr>
+              <w:spacing w:after="0"/>
+            </w:pPr>
+            <w:r/>
             <w:r>
-              <w:t>我是坚决主张人民币稳定持续升值的。我当然知道，人们忧虑“广场协议”后的“平成战败”。然而，我更清楚，要害不在乎升值，而是资本积累率。若人民币持续升值的同时，能确保资本积累率不低于10%，则中国非但不会出现“平成战败”，而恰恰可以彻底击溃西方最后一轮的全方位围剿</w:t>
+              <w:rPr>
+                <w:b w:val="0"/>
+                <w:sz w:val="18"/>
+              </w:rPr>
+              <w:t>我是坚决主张人民币稳定持续升值的。我当然知道，人们忧虑“广场协议”后的“平成战败”。然而，我更清楚，要害不在乎升值，而是资本积累率。若人民币持续升值的同时，能确保资本积累率不低于10%，则中国非但不会出现“平成战败”，而恰恰可以彻底击溃西方...</w:t>
             </w:r>
           </w:p>
         </w:tc>
         <w:tc>
           <w:tcPr>
-            <w:tcW w:type="dxa" w:w="1872"/>
+            <w:tcW w:type="dxa" w:w="1296"/>
+            <w:vAlign w:val="center"/>
           </w:tcPr>
           <w:p>
+            <w:pPr>
+              <w:spacing w:after="0"/>
+            </w:pPr>
+            <w:r/>
             <w:r>
+              <w:rPr>
+                <w:b w:val="0"/>
+                <w:sz w:val="18"/>
+              </w:rPr>
               <w:t>https://weibo.com/1245732825/R5qGciTqA</w:t>
             </w:r>
           </w:p>
         </w:tc>
       </w:tr>
-      <w:tblGrid>
-        <w:gridCol w:w="1872"/>
-        <w:gridCol w:w="1872"/>
-        <w:gridCol w:w="1872"/>
-        <w:gridCol w:w="1872"/>
-        <w:gridCol w:w="1872"/>
-      </w:tblGrid>
       <w:tr>
         <w:tc>
           <w:tcPr>
@@ -3563,47 +5163,1049 @@
         <w:pStyle w:val="Heading2"/>
       </w:pPr>
       <w:r>
-        <w:t>1. 2026-06-25 14:48 - 转发/评论</w:t>
-      </w:r>
-    </w:p>
-    <w:p>
-      <w:pPr/>
-      <w:r>
-        <w:t>涉及资产：原油/能源、美元/美债、股票/风险资产</w:t>
-      </w:r>
-    </w:p>
-    <w:p>
-      <w:pPr/>
-      <w:r>
-        <w:t>来源链接：https://weibo.com/1245732825/R5KB7exnz</w:t>
-      </w:r>
-    </w:p>
-    <w:p>
-      <w:pPr/>
-      <w:r>
-        <w:t>完整性提示：本条已通过微博电脑端详情页复核。</w:t>
-      </w:r>
-    </w:p>
-    <w:p>
-      <w:pPr/>
-      <w:r>
+        <w:t>1. 2026-06-30 15:37 - 转发/评论</w:t>
+      </w:r>
+    </w:p>
+    <w:p>
+      <w:pPr>
+        <w:spacing w:after="60"/>
+      </w:pPr>
+      <w:r>
+        <w:rPr>
+          <w:b/>
+        </w:rPr>
+        <w:t>涉及资产：</w:t>
+      </w:r>
+      <w:r>
+        <w:t>美元/美债</w:t>
+      </w:r>
+    </w:p>
+    <w:p>
+      <w:pPr>
+        <w:spacing w:after="60"/>
+      </w:pPr>
+      <w:r>
+        <w:rPr>
+          <w:b/>
+        </w:rPr>
+        <w:t>来源链接：</w:t>
+      </w:r>
+      <w:r>
+        <w:t>https://weibo.com/1245732825/R6w3Aukcj</w:t>
+      </w:r>
+    </w:p>
+    <w:p>
+      <w:r>
+        <w:rPr>
+          <w:b/>
+        </w:rPr>
         <w:t>原文观点：</w:t>
       </w:r>
     </w:p>
     <w:p>
-      <w:pPr/>
+      <w:r>
+        <w:t>回复@高时中:是的，所谓信息茧房，其实是殖民主义者的信息砒霜。一个伟大的民族，也极有可能被集体麻醉而麻痹。我总在问，为什么数以万亿美元的资本滚滚西去？为什么，我国的资本积累率极难反弹？我忽然理解了教员对特定人群的厌恶！读汉唐历史，我也对特定人群极为反感。请允许我厌恶苏东坡，包括今天活着的！//@高时中:这边已经成信息茧房了，出来透透气</w:t>
+      </w:r>
+    </w:p>
+    <w:p>
+      <w:r>
+        <w:rPr>
+          <w:b/>
+        </w:rPr>
+        <w:t>转发原文：</w:t>
+      </w:r>
+    </w:p>
+    <w:p>
+      <w:r>
+        <w:t>@卢麒元</w:t>
+        <w:br/>
+        <w:t>本人服务于国企（是被戏称为老登的优秀登），自然懂得其价值（超低的市盈率与市净率）。多数年回报已经远超10期国债，且复式回报潜力惊人。然而，并不理解，何故被社保和险资抛弃。至于公募和私募，为何投身于“天堂劵”、“大力丸”、“福寿膏”？贝嫂和女婿当然知道！请大家死死盯住中国美元的流向！ ​​​</w:t>
+      </w:r>
+    </w:p>
+    <w:p>
+      <w:pPr>
+        <w:pStyle w:val="Heading2"/>
+      </w:pPr>
+      <w:r>
+        <w:t>2. 2026-06-30 12:28 - 原创</w:t>
+      </w:r>
+    </w:p>
+    <w:p>
+      <w:pPr>
+        <w:spacing w:after="60"/>
+      </w:pPr>
+      <w:r>
+        <w:rPr>
+          <w:b/>
+        </w:rPr>
+        <w:t>涉及资产：</w:t>
+      </w:r>
+      <w:r>
+        <w:t>美元/美债</w:t>
+      </w:r>
+    </w:p>
+    <w:p>
+      <w:pPr>
+        <w:spacing w:after="60"/>
+      </w:pPr>
+      <w:r>
+        <w:rPr>
+          <w:b/>
+        </w:rPr>
+        <w:t>来源链接：</w:t>
+      </w:r>
+      <w:r>
+        <w:t>https://weibo.com/1245732825/R6uP4mTwa</w:t>
+      </w:r>
+    </w:p>
+    <w:p>
+      <w:r>
+        <w:rPr>
+          <w:b/>
+        </w:rPr>
+        <w:t>原文观点：</w:t>
+      </w:r>
+    </w:p>
+    <w:p>
+      <w:r>
+        <w:t>本人服务于国企（是被戏称为老登的优秀登），自然懂得其价值（超低的市盈率与市净率）。多数年回报已经远超10期国债，且复式回报潜力惊人。然而，并不理解，何故被社保和险资抛弃。至于公募和私募，为何投身于“天堂劵”、“大力丸”、“福寿膏”？贝嫂和女婿当然知道！请大家死死盯住中国美元的流向！ ​​​</w:t>
+      </w:r>
+    </w:p>
+    <w:p>
+      <w:pPr>
+        <w:pStyle w:val="Heading2"/>
+      </w:pPr>
+      <w:r>
+        <w:t>3. 2026-06-29 16:11 - 转发/评论</w:t>
+      </w:r>
+    </w:p>
+    <w:p>
+      <w:pPr>
+        <w:spacing w:after="60"/>
+      </w:pPr>
+      <w:r>
+        <w:rPr>
+          <w:b/>
+        </w:rPr>
+        <w:t>涉及资产：</w:t>
+      </w:r>
+      <w:r>
+        <w:t>黄金/白银、原油/能源、股票/风险资产、粮食/必需品</w:t>
+      </w:r>
+    </w:p>
+    <w:p>
+      <w:pPr>
+        <w:spacing w:after="60"/>
+      </w:pPr>
+      <w:r>
+        <w:rPr>
+          <w:b/>
+        </w:rPr>
+        <w:t>来源链接：</w:t>
+      </w:r>
+      <w:r>
+        <w:t>https://weibo.com/1245732825/R6mQJkcec</w:t>
+      </w:r>
+    </w:p>
+    <w:p>
+      <w:r>
+        <w:rPr>
+          <w:b/>
+        </w:rPr>
+        <w:t>原文观点：</w:t>
+      </w:r>
+    </w:p>
+    <w:p>
+      <w:r>
+        <w:t>回复@Tdym://@Tdym:这个时候能读懂矛盾的《子夜》了，感觉是写的当下//@卢麒元:别生气。“天堂劵”、“大力丸”、“福寿膏”是不容质疑的。不信，你看看，金银铜油粮都跌出翔了。不容置疑的当然不是货，而是币。你以为看场子的在天桥？殖子和戏子屁都算不上！那一年，天降组搞平成战败，生生地将天皇放在火上烤。安倍的爹不忍，活活地气死了。安倍想复仇，大庭广众下被杀了。信神之</w:t>
+      </w:r>
+    </w:p>
+    <w:p>
+      <w:r>
+        <w:rPr>
+          <w:b/>
+        </w:rPr>
+        <w:t>转发原文：</w:t>
+      </w:r>
+    </w:p>
+    <w:p>
+      <w:r>
+        <w:t>@卢麒元</w:t>
+        <w:br/>
+        <w:t>马斯克的火星“天堂劵”卖的不错，AI诸神的“大力丸”和“福寿膏”也卖得很火。贴着科技标签的金融“大师”们，毛茸茸的大尾巴都溢出“天桥”了。一声锣响，各国爷们娘们，都得要走个面了。德国爷们耿直，要死磕东大的“广场协议”了。贝嫂裹着“天堂劵”偷偷地在卖国库券。雅诗兰黛的女婿要抽银根了。 ​​​</w:t>
+      </w:r>
+    </w:p>
+    <w:p>
+      <w:pPr>
+        <w:pStyle w:val="Heading2"/>
+      </w:pPr>
+      <w:r>
+        <w:t>4. 2026-06-29 15:58 - 转发/评论</w:t>
+      </w:r>
+    </w:p>
+    <w:p>
+      <w:pPr>
+        <w:spacing w:after="60"/>
+      </w:pPr>
+      <w:r>
+        <w:rPr>
+          <w:b/>
+        </w:rPr>
+        <w:t>涉及资产：</w:t>
+      </w:r>
+      <w:r>
+        <w:t>黄金/白银、原油/能源、股票/风险资产、粮食/必需品</w:t>
+      </w:r>
+    </w:p>
+    <w:p>
+      <w:pPr>
+        <w:spacing w:after="60"/>
+      </w:pPr>
+      <w:r>
+        <w:rPr>
+          <w:b/>
+        </w:rPr>
+        <w:t>来源链接：</w:t>
+      </w:r>
+      <w:r>
+        <w:t>https://weibo.com/1245732825/R6mLOiU3c</w:t>
+      </w:r>
+    </w:p>
+    <w:p>
+      <w:r>
+        <w:rPr>
+          <w:b/>
+        </w:rPr>
+        <w:t>原文观点：</w:t>
+      </w:r>
+    </w:p>
+    <w:p>
+      <w:r>
+        <w:t>别生气。“天堂劵”、“大力丸”、“福寿膏”是不容质疑的。不信，你看看，金银铜油粮都跌出翔了。不容置疑的当然不是货，而是币。你以为看场子的在天桥？殖子和戏子屁都算不上！那一年，天降组搞平成战败，生生地将天皇放在火上烤。安倍的爹不忍，活活地气死了。安倍想复仇，大庭广众下被杀了。信神之前，请相信有鬼。毛毛不是被狼叼走的，请不要再做祥林嫂了。</w:t>
+      </w:r>
+    </w:p>
+    <w:p>
+      <w:r>
+        <w:rPr>
+          <w:b/>
+        </w:rPr>
+        <w:t>转发原文：</w:t>
+      </w:r>
+    </w:p>
+    <w:p>
+      <w:r>
+        <w:t>@卢麒元</w:t>
+        <w:br/>
+        <w:t>马斯克的火星“天堂劵”卖的不错，AI诸神的“大力丸”和“福寿膏”也卖得很火。贴着科技标签的金融“大师”们，毛茸茸的大尾巴都溢出“天桥”了。一声锣响，各国爷们娘们，都得要走个面了。德国爷们耿直，要死磕东大的“广场协议”了。贝嫂裹着“天堂劵”偷偷地在卖国库券。雅诗兰黛的女婿要抽银根了。 ​​​</w:t>
+      </w:r>
+    </w:p>
+    <w:p>
+      <w:pPr>
+        <w:pStyle w:val="Heading2"/>
+      </w:pPr>
+      <w:r>
+        <w:t>5. 2026-06-29 15:46 - 原创</w:t>
+      </w:r>
+    </w:p>
+    <w:p>
+      <w:pPr>
+        <w:spacing w:after="60"/>
+      </w:pPr>
+      <w:r>
+        <w:rPr>
+          <w:b/>
+        </w:rPr>
+        <w:t>涉及资产：</w:t>
+      </w:r>
+      <w:r>
+        <w:t>股票/风险资产</w:t>
+      </w:r>
+    </w:p>
+    <w:p>
+      <w:pPr>
+        <w:spacing w:after="60"/>
+      </w:pPr>
+      <w:r>
+        <w:rPr>
+          <w:b/>
+        </w:rPr>
+        <w:t>来源链接：</w:t>
+      </w:r>
+      <w:r>
+        <w:t>https://weibo.com/1245732825/R6mGLBBuM</w:t>
+      </w:r>
+    </w:p>
+    <w:p>
+      <w:r>
+        <w:rPr>
+          <w:b/>
+        </w:rPr>
+        <w:t>原文观点：</w:t>
+      </w:r>
+    </w:p>
+    <w:p>
+      <w:r>
+        <w:t>马斯克的火星“天堂劵”卖的不错，AI诸神的“大力丸”和“福寿膏”也卖得很火。贴着科技标签的金融“大师”们，毛茸茸的大尾巴都溢出“天桥”了。一声锣响，各国爷们娘们，都得要走个面了。德国爷们耿直，要死磕东大的“广场协议”了。贝嫂裹着“天堂劵”偷偷地在卖国库券。雅诗兰黛的女婿要抽银根了。 ​​​</w:t>
+      </w:r>
+    </w:p>
+    <w:p>
+      <w:pPr>
+        <w:pStyle w:val="Heading2"/>
+      </w:pPr>
+      <w:r>
+        <w:t>6. 2026-06-28 20:45 - 转发/评论</w:t>
+      </w:r>
+    </w:p>
+    <w:p>
+      <w:pPr>
+        <w:spacing w:after="60"/>
+      </w:pPr>
+      <w:r>
+        <w:rPr>
+          <w:b/>
+        </w:rPr>
+        <w:t>涉及资产：</w:t>
+      </w:r>
+      <w:r>
+        <w:t>美元/美债、股票/风险资产</w:t>
+      </w:r>
+    </w:p>
+    <w:p>
+      <w:pPr>
+        <w:spacing w:after="60"/>
+      </w:pPr>
+      <w:r>
+        <w:rPr>
+          <w:b/>
+        </w:rPr>
+        <w:t>来源链接：</w:t>
+      </w:r>
+      <w:r>
+        <w:t>https://weibo.com/1245732825/R6fdKytsk</w:t>
+      </w:r>
+    </w:p>
+    <w:p>
+      <w:r>
+        <w:rPr>
+          <w:b/>
+        </w:rPr>
+        <w:t>原文观点：</w:t>
+      </w:r>
+    </w:p>
+    <w:p>
+      <w:r>
+        <w:t>回复@猪柳蛋堡_:敏锐的思考。其实，你在发出天问。到底，东大的策略为何？大宗，翻译成人话，就是建立国储委！您懂得，所有的专家学者皆反对国储！一如当年贱卖稀土！是不懂商品定价吗？不，是拼死维护美元定价！我们的血汗美元在哪里？为什么不是货！还抓特务？可笑！//@猪柳蛋堡_:请教一个问题：美股见顶时，如大宗商品还在低位，那么他国货币就没有崩溃，股市撤出的大量外国资金没有地方去，会选择卖出美元换回本币，这对美元是严重削弱。那么是否大宗商品会在美股见顶之前就启动？让股市出来的美元直接进入大宗商品，而不卖出美元换回本币，换言之是油的二次启动戳破美股，可能吗//@卢麒元:不与国家同理，不与人民共情。不走心，只走面。殖儿加戏子，庞式加走资。你们不进垃圾桶，还有天理吗？//@卢麒元:回复@刘桃嫣199211:那代人作品的要害在于：消解正义，告别革命。那代不义而反革恨国的人老了，虽仓皇移居了西方乐土，却仍想用殖业技能，赚最后的银两。韩不该青皂不分，被人当锣敲。很欣</w:t>
+      </w:r>
+    </w:p>
+    <w:p>
+      <w:r>
+        <w:rPr>
+          <w:b/>
+        </w:rPr>
+        <w:t>转发原文：</w:t>
+      </w:r>
+    </w:p>
+    <w:p>
+      <w:r>
+        <w:t>@卢麒元</w:t>
+        <w:br/>
+        <w:t>虽遭内外交攻，仍需要讲几句。</w:t>
+        <w:br/>
+        <w:t>资本三流是研究资本流转的最佳数学模型。</w:t>
+        <w:br/>
+        <w:t>其中，西方货币严重超发，资本总量严重过剩。其解决思路确实清奇：他们通过大漂亮法案，以及对东大等国财政金融的有力把控，竟然硬生生将全球资本流向导入AI赛道。接下来，就该速冻了（资本流速是金融收割的关键举措），9.30前应完成速冻（向心坍缩）。希望有关了解世界金融全局，前瞻即将爆发的金融危机，做出我国财政金融最优应对方略。再次恳请朋友们不要学习日韩民众，不要此刻飞蛾扑火。也请教育学术传媒自重，不要一次次干戈倒置授人以柄。</w:t>
+        <w:br/>
+        <w:t>危机近了，务必保持清醒和淡定。安度赤马红羊劫。</w:t>
+      </w:r>
+    </w:p>
+    <w:p>
+      <w:pPr>
+        <w:pStyle w:val="Heading2"/>
+      </w:pPr>
+      <w:r>
+        <w:t>7. 2026-06-27 13:41 - 转发/评论</w:t>
+      </w:r>
+    </w:p>
+    <w:p>
+      <w:pPr>
+        <w:spacing w:after="60"/>
+      </w:pPr>
+      <w:r>
+        <w:rPr>
+          <w:b/>
+        </w:rPr>
+        <w:t>涉及资产：</w:t>
+      </w:r>
+      <w:r>
+        <w:t>美元/美债、股票/风险资产</w:t>
+      </w:r>
+    </w:p>
+    <w:p>
+      <w:pPr>
+        <w:spacing w:after="60"/>
+      </w:pPr>
+      <w:r>
+        <w:rPr>
+          <w:b/>
+        </w:rPr>
+        <w:t>来源链接：</w:t>
+      </w:r>
+      <w:r>
+        <w:t>https://weibo.com/1245732825/R631awu4G</w:t>
+      </w:r>
+    </w:p>
+    <w:p>
+      <w:r>
+        <w:rPr>
+          <w:b/>
+        </w:rPr>
+        <w:t>原文观点：</w:t>
+      </w:r>
+    </w:p>
+    <w:p>
+      <w:r>
+        <w:t>回复@底层逻辑真相:同意。必须存留不同的声音，即便是刺耳的。论与证是两回事，中间隔着正反馈周期。要允许正反馈实现前的质疑，甚至是出现癫狂的症状。我介意的，是朋友们的韧性，能否全部顺利完成正反馈周期。短股长金，金转油，油转…。是我对规律的认知，时间空间精准卡位较难。不过，算过了，应无大碍。利乐有缘吧！//@底层逻辑真相:一个平台，有不同的声音才真实。筛选的看上去和谐，但没意思。刺耳的笛声，才能引起你的反思，时刻谨慎。//@卢麒元:回复@阿J的格欧德:好的👌//@阿J的格欧德:老师，不知道您能否看到我的留言。强烈建议您选一位值得信任的助理，日常帮您处理一下平台上的信息。有选择性的提炼出典型的问题，您抽空回答即可。其他的恶意评论就忽略掉吧。这样，可以保护您的磁场，给您留出更多的时间精力做更重要的事。怕您身体吃不消的</w:t>
+      </w:r>
+    </w:p>
+    <w:p>
+      <w:r>
+        <w:rPr>
+          <w:b/>
+        </w:rPr>
+        <w:t>转发原文：</w:t>
+      </w:r>
+    </w:p>
+    <w:p>
+      <w:r>
+        <w:t>@卢麒元</w:t>
+        <w:br/>
+        <w:t>虽遭内外交攻，仍需要讲几句。</w:t>
+        <w:br/>
+        <w:t>资本三流是研究资本流转的最佳数学模型。</w:t>
+        <w:br/>
+        <w:t>其中，西方货币严重超发，资本总量严重过剩。其解决思路确实清奇：他们通过大漂亮法案，以及对东大等国财政金融的有力把控，竟然硬生生将全球资本流向导入AI赛道。接下来，就该速冻了（资本流速是金融收割的关键举措），9.30前应完成速冻（向心坍缩）。希望有关了解世界金融全局，前瞻即将爆发的金融危机，做出我国财政金融最优应对方略。再次恳请朋友们不要学习日韩民众，不要此刻飞蛾扑火。也请教育学术传媒自重，不要一次次干戈倒置授人以柄。</w:t>
+        <w:br/>
+        <w:t>危机近了，务必保持清醒和淡定。安度赤马红羊劫。</w:t>
+      </w:r>
+    </w:p>
+    <w:p>
+      <w:pPr>
+        <w:pStyle w:val="Heading2"/>
+      </w:pPr>
+      <w:r>
+        <w:t>8. 2026-06-27 13:30 - 转发/评论</w:t>
+      </w:r>
+    </w:p>
+    <w:p>
+      <w:pPr>
+        <w:spacing w:after="60"/>
+      </w:pPr>
+      <w:r>
+        <w:rPr>
+          <w:b/>
+        </w:rPr>
+        <w:t>涉及资产：</w:t>
+      </w:r>
+      <w:r>
+        <w:t>美元/美债、股票/风险资产</w:t>
+      </w:r>
+    </w:p>
+    <w:p>
+      <w:pPr>
+        <w:spacing w:after="60"/>
+      </w:pPr>
+      <w:r>
+        <w:rPr>
+          <w:b/>
+        </w:rPr>
+        <w:t>来源链接：</w:t>
+      </w:r>
+      <w:r>
+        <w:t>https://weibo.com/1245732825/R62WD9HWT</w:t>
+      </w:r>
+    </w:p>
+    <w:p>
+      <w:r>
+        <w:rPr>
+          <w:b/>
+        </w:rPr>
+        <w:t>原文观点：</w:t>
+      </w:r>
+    </w:p>
+    <w:p>
+      <w:r>
+        <w:t>回复@正圆枫林:下半年会有安排。//@正圆枫林:卢老师，可不可以也开个小程序每周末时直播呢？学生愚钝，每次听您的课总是似懂非懂又意犹未尽，感恩老师，祝老师样样好//@卢麒元:回复@爬山琥Lu:下午聊天，一并回答吧。//@爬山琥Lu:回复@感时花溅泪LAL:@卢麒元 请教老师，在美国暴利加息和资本速冻之前，会不会有恶性通胀，大家恶性通胀的//@卢麒元:回复@广东聘婷:讲格林斯潘的难度，在于解析美联储的性质。我用资本三流的分析框架，约略解释了美联储的工作方法。而方法之目</w:t>
+      </w:r>
+    </w:p>
+    <w:p>
+      <w:r>
+        <w:rPr>
+          <w:b/>
+        </w:rPr>
+        <w:t>转发原文：</w:t>
+      </w:r>
+    </w:p>
+    <w:p>
+      <w:r>
+        <w:t>@卢麒元</w:t>
+        <w:br/>
+        <w:t>虽遭内外交攻，仍需要讲几句。</w:t>
+        <w:br/>
+        <w:t>资本三流是研究资本流转的最佳数学模型。</w:t>
+        <w:br/>
+        <w:t>其中，西方货币严重超发，资本总量严重过剩。其解决思路确实清奇：他们通过大漂亮法案，以及对东大等国财政金融的有力把控，竟然硬生生将全球资本流向导入AI赛道。接下来，就该速冻了（资本流速是金融收割的关键举措），9.30前应完成速冻（向心坍缩）。希望有关了解世界金融全局，前瞻即将爆发的金融危机，做出我国财政金融最优应对方略。再次恳请朋友们不要学习日韩民众，不要此刻飞蛾扑火。也请教育学术传媒自重，不要一次次干戈倒置授人以柄。</w:t>
+        <w:br/>
+        <w:t>危机近了，务必保持清醒和淡定。安度赤马红羊劫。</w:t>
+      </w:r>
+    </w:p>
+    <w:p>
+      <w:pPr>
+        <w:pStyle w:val="Heading2"/>
+      </w:pPr>
+      <w:r>
+        <w:t>9. 2026-06-27 13:25 - 转发/评论</w:t>
+      </w:r>
+    </w:p>
+    <w:p>
+      <w:pPr>
+        <w:spacing w:after="60"/>
+      </w:pPr>
+      <w:r>
+        <w:rPr>
+          <w:b/>
+        </w:rPr>
+        <w:t>涉及资产：</w:t>
+      </w:r>
+      <w:r>
+        <w:t>美元/美债、股票/风险资产</w:t>
+      </w:r>
+    </w:p>
+    <w:p>
+      <w:pPr>
+        <w:spacing w:after="60"/>
+      </w:pPr>
+      <w:r>
+        <w:rPr>
+          <w:b/>
+        </w:rPr>
+        <w:t>来源链接：</w:t>
+      </w:r>
+      <w:r>
+        <w:t>https://weibo.com/1245732825/R62UJ1iE0</w:t>
+      </w:r>
+    </w:p>
+    <w:p>
+      <w:r>
+        <w:rPr>
+          <w:b/>
+        </w:rPr>
+        <w:t>原文观点：</w:t>
+      </w:r>
+    </w:p>
+    <w:p>
+      <w:r>
+        <w:t>回复@阿J的格欧德:好的👌//@阿J的格欧德:老师，不知道您能否看到我的留言。强烈建议您选一位值得信任的助理，日常帮您处理一下平台上的信息。有选择性的提炼出典型的问题，您抽空回答即可。其他的恶意评论就忽略掉吧。这样，可以保护您的磁场，给您留出更多的时间精力做更重要的事。怕您身体吃不消的//@卢麒元:回复@广东聘婷:讲格林斯潘的难度，在于解析美联储的性质。我用资本三流的分析框架，约略解释了美联储的工作方法。而方法之目的，则为性质。格老的离世，如美元的余晖消散。沃什没有格老的命，中兴的要素凑不齐了。因为，那边，醒了，压不住了，也要崛起了。//@广东聘婷:当年格林斯潘说看6000泡沫</w:t>
+      </w:r>
+    </w:p>
+    <w:p>
+      <w:r>
+        <w:rPr>
+          <w:b/>
+        </w:rPr>
+        <w:t>转发原文：</w:t>
+      </w:r>
+    </w:p>
+    <w:p>
+      <w:r>
+        <w:t>@卢麒元</w:t>
+        <w:br/>
+        <w:t>虽遭内外交攻，仍需要讲几句。</w:t>
+        <w:br/>
+        <w:t>资本三流是研究资本流转的最佳数学模型。</w:t>
+        <w:br/>
+        <w:t>其中，西方货币严重超发，资本总量严重过剩。其解决思路确实清奇：他们通过大漂亮法案，以及对东大等国财政金融的有力把控，竟然硬生生将全球资本流向导入AI赛道。接下来，就该速冻了（资本流速是金融收割的关键举措），9.30前应完成速冻（向心坍缩）。希望有关了解世界金融全局，前瞻即将爆发的金融危机，做出我国财政金融最优应对方略。再次恳请朋友们不要学习日韩民众，不要此刻飞蛾扑火。也请教育学术传媒自重，不要一次次干戈倒置授人以柄。</w:t>
+        <w:br/>
+        <w:t>危机近了，务必保持清醒和淡定。安度赤马红羊劫。</w:t>
+      </w:r>
+    </w:p>
+    <w:p>
+      <w:pPr>
+        <w:pStyle w:val="Heading2"/>
+      </w:pPr>
+      <w:r>
+        <w:t>10. 2026-06-27 13:24 - 转发/评论</w:t>
+      </w:r>
+    </w:p>
+    <w:p>
+      <w:pPr>
+        <w:spacing w:after="60"/>
+      </w:pPr>
+      <w:r>
+        <w:rPr>
+          <w:b/>
+        </w:rPr>
+        <w:t>涉及资产：</w:t>
+      </w:r>
+      <w:r>
+        <w:t>美元/美债、股票/风险资产</w:t>
+      </w:r>
+    </w:p>
+    <w:p>
+      <w:pPr>
+        <w:spacing w:after="60"/>
+      </w:pPr>
+      <w:r>
+        <w:rPr>
+          <w:b/>
+        </w:rPr>
+        <w:t>来源链接：</w:t>
+      </w:r>
+      <w:r>
+        <w:t>https://weibo.com/1245732825/R62U7bPKq</w:t>
+      </w:r>
+    </w:p>
+    <w:p>
+      <w:r>
+        <w:rPr>
+          <w:b/>
+        </w:rPr>
+        <w:t>原文观点：</w:t>
+      </w:r>
+    </w:p>
+    <w:p>
+      <w:r>
+        <w:t>回复@爬山琥Lu:下午聊天，一并回答吧。//@爬山琥Lu:回复@感时花溅泪LAL:@卢麒元 请教老师，在美国暴利加息和资本速冻之前，会不会有恶性通胀，大家恶性通胀的//@卢麒元:回复@广东聘婷:讲格林斯潘的难度，在于解析美联储的性质。我用资本三流的分析框架，约略解释了美联储的工作方法。而方法之目的，则为性质。格老的离世，如美元的余晖消散。沃什没有格老的命，中兴的要素凑不齐了。因为，那边，醒了，压不住了，也要崛起了。//@广东聘婷:当年格林斯潘说看6000泡沫</w:t>
+      </w:r>
+    </w:p>
+    <w:p>
+      <w:r>
+        <w:rPr>
+          <w:b/>
+        </w:rPr>
+        <w:t>转发原文：</w:t>
+      </w:r>
+    </w:p>
+    <w:p>
+      <w:r>
+        <w:t>@卢麒元</w:t>
+        <w:br/>
+        <w:t>虽遭内外交攻，仍需要讲几句。</w:t>
+        <w:br/>
+        <w:t>资本三流是研究资本流转的最佳数学模型。</w:t>
+        <w:br/>
+        <w:t>其中，西方货币严重超发，资本总量严重过剩。其解决思路确实清奇：他们通过大漂亮法案，以及对东大等国财政金融的有力把控，竟然硬生生将全球资本流向导入AI赛道。接下来，就该速冻了（资本流速是金融收割的关键举措），9.30前应完成速冻（向心坍缩）。希望有关了解世界金融全局，前瞻即将爆发的金融危机，做出我国财政金融最优应对方略。再次恳请朋友们不要学习日韩民众，不要此刻飞蛾扑火。也请教育学术传媒自重，不要一次次干戈倒置授人以柄。</w:t>
+        <w:br/>
+        <w:t>危机近了，务必保持清醒和淡定。安度赤马红羊劫。</w:t>
+      </w:r>
+    </w:p>
+    <w:p>
+      <w:pPr>
+        <w:pStyle w:val="Heading2"/>
+      </w:pPr>
+      <w:r>
+        <w:t>11. 2026-06-27 13:22 - 转发/评论</w:t>
+      </w:r>
+    </w:p>
+    <w:p>
+      <w:pPr>
+        <w:spacing w:after="60"/>
+      </w:pPr>
+      <w:r>
+        <w:rPr>
+          <w:b/>
+        </w:rPr>
+        <w:t>涉及资产：</w:t>
+      </w:r>
+      <w:r>
+        <w:t>美元/美债、股票/风险资产</w:t>
+      </w:r>
+    </w:p>
+    <w:p>
+      <w:pPr>
+        <w:spacing w:after="60"/>
+      </w:pPr>
+      <w:r>
+        <w:rPr>
+          <w:b/>
+        </w:rPr>
+        <w:t>来源链接：</w:t>
+      </w:r>
+      <w:r>
+        <w:t>https://weibo.com/1245732825/R62T9ulcp</w:t>
+      </w:r>
+    </w:p>
+    <w:p>
+      <w:r>
+        <w:rPr>
+          <w:b/>
+        </w:rPr>
+        <w:t>原文观点：</w:t>
+      </w:r>
+    </w:p>
+    <w:p>
+      <w:r>
+        <w:t>回复@刘桃嫣199211:那代人作品的要害在于：消解正义，告别革命。那代不义而反革恨国的人老了，虽仓皇移居了西方乐土，却仍想用殖业技能，赚最后的银两。韩不该青皂不分，被人当锣敲。很欣慰，这代老百姓太牛了👍。有义，才能有情。//@刘桃嫣199211:回复@资本三流:“从杀老公的女人”到“”走个面”，影视圈哪里祥和了，文化战已经初步取得成功，老百姓共同抵制，夺回话语权，已经有一点成效。//@卢麒元:回复@广东聘婷:讲格林斯潘的难度，在于解析美联储的性质。我用资本三流的分析框架，约略解释了美联储的工作方法。而方法之目的，则为性质。格老的离世，如美元的余晖消散。沃什没有格老的命，中兴的要素凑不齐了。因为，那边，醒了，压不住了，也要崛起了。//@广东聘婷:当年格林斯潘说看6000泡沫</w:t>
+      </w:r>
+    </w:p>
+    <w:p>
+      <w:r>
+        <w:rPr>
+          <w:b/>
+        </w:rPr>
+        <w:t>转发原文：</w:t>
+      </w:r>
+    </w:p>
+    <w:p>
+      <w:r>
+        <w:t>@卢麒元</w:t>
+        <w:br/>
+        <w:t>虽遭内外交攻，仍需要讲几句。</w:t>
+        <w:br/>
+        <w:t>资本三流是研究资本流转的最佳数学模型。</w:t>
+        <w:br/>
+        <w:t>其中，西方货币严重超发，资本总量严重过剩。其解决思路确实清奇：他们通过大漂亮法案，以及对东大等国财政金融的有力把控，竟然硬生生将全球资本流向导入AI赛道。接下来，就该速冻了（资本流速是金融收割的关键举措），9.30前应完成速冻（向心坍缩）。希望有关了解世界金融全局，前瞻即将爆发的金融危机，做出我国财政金融最优应对方略。再次恳请朋友们不要学习日韩民众，不要此刻飞蛾扑火。也请教育学术传媒自重，不要一次次干戈倒置授人以柄。</w:t>
+        <w:br/>
+        <w:t>危机近了，务必保持清醒和淡定。安度赤马红羊劫。</w:t>
+      </w:r>
+    </w:p>
+    <w:p>
+      <w:pPr>
+        <w:pStyle w:val="Heading2"/>
+      </w:pPr>
+      <w:r>
+        <w:t>12. 2026-06-27 11:44 - 转发/评论</w:t>
+      </w:r>
+    </w:p>
+    <w:p>
+      <w:pPr>
+        <w:spacing w:after="60"/>
+      </w:pPr>
+      <w:r>
+        <w:rPr>
+          <w:b/>
+        </w:rPr>
+        <w:t>涉及资产：</w:t>
+      </w:r>
+      <w:r>
+        <w:t>美元/美债、股票/风险资产</w:t>
+      </w:r>
+    </w:p>
+    <w:p>
+      <w:pPr>
+        <w:spacing w:after="60"/>
+      </w:pPr>
+      <w:r>
+        <w:rPr>
+          <w:b/>
+        </w:rPr>
+        <w:t>来源链接：</w:t>
+      </w:r>
+      <w:r>
+        <w:t>https://weibo.com/1245732825/R62fBlX2B</w:t>
+      </w:r>
+    </w:p>
+    <w:p>
+      <w:r>
+        <w:rPr>
+          <w:b/>
+        </w:rPr>
+        <w:t>原文观点：</w:t>
+      </w:r>
+    </w:p>
+    <w:p>
+      <w:r>
+        <w:t>回复@广东聘婷:讲格林斯潘的难度，在于解析美联储的性质。我用资本三流的分析框架，约略解释了美联储的工作方法。而方法之目的，则为性质。格老的离世，如美元的余晖消散。沃什没有格老的命，中兴的要素凑不齐了。因为，那边，醒了，压不住了，也要崛起了。//@广东聘婷:当年格林斯潘说看6000泡沫，现在的大泡沫就是道指50000了//@卢麒元:回复@日月年-17:这周聊天：落日余晖～格林斯潘。//@日月年-17:请问各位，怎么可以在线听卢老师的课？//@卢麒元:回复@明天8个男模:按既定方针办。//@明天8个男模:老师，麻烦您明示还是遵循既定方针吗还是出来持有现金</w:t>
+      </w:r>
+    </w:p>
+    <w:p>
+      <w:r>
+        <w:rPr>
+          <w:b/>
+        </w:rPr>
+        <w:t>转发原文：</w:t>
+      </w:r>
+    </w:p>
+    <w:p>
+      <w:r>
+        <w:t>@卢麒元</w:t>
+        <w:br/>
+        <w:t>虽遭内外交攻，仍需要讲几句。</w:t>
+        <w:br/>
+        <w:t>资本三流是研究资本流转的最佳数学模型。</w:t>
+        <w:br/>
+        <w:t>其中，西方货币严重超发，资本总量严重过剩。其解决思路确实清奇：他们通过大漂亮法案，以及对东大等国财政金融的有力把控，竟然硬生生将全球资本流向导入AI赛道。接下来，就该速冻了（资本流速是金融收割的关键举措），9.30前应完成速冻（向心坍缩）。希望有关了解世界金融全局，前瞻即将爆发的金融危机，做出我国财政金融最优应对方略。再次恳请朋友们不要学习日韩民众，不要此刻飞蛾扑火。也请教育学术传媒自重，不要一次次干戈倒置授人以柄。</w:t>
+        <w:br/>
+        <w:t>危机近了，务必保持清醒和淡定。安度赤马红羊劫。</w:t>
+      </w:r>
+    </w:p>
+    <w:p>
+      <w:pPr>
+        <w:pStyle w:val="Heading2"/>
+      </w:pPr>
+      <w:r>
+        <w:t>13. 2026-06-26 16:12 - 转发/评论</w:t>
+      </w:r>
+    </w:p>
+    <w:p>
+      <w:pPr>
+        <w:spacing w:after="60"/>
+      </w:pPr>
+      <w:r>
+        <w:rPr>
+          <w:b/>
+        </w:rPr>
+        <w:t>涉及资产：</w:t>
+      </w:r>
+      <w:r>
+        <w:t>美元/美债、股票/风险资产</w:t>
+      </w:r>
+    </w:p>
+    <w:p>
+      <w:pPr>
+        <w:spacing w:after="60"/>
+      </w:pPr>
+      <w:r>
+        <w:rPr>
+          <w:b/>
+        </w:rPr>
+        <w:t>来源链接：</w:t>
+      </w:r>
+      <w:r>
+        <w:t>https://weibo.com/1245732825/R5UzFfcDV</w:t>
+      </w:r>
+    </w:p>
+    <w:p>
+      <w:r>
+        <w:rPr>
+          <w:b/>
+        </w:rPr>
+        <w:t>原文观点：</w:t>
+      </w:r>
+    </w:p>
+    <w:p>
+      <w:r>
+        <w:t>回复@吉祥止止1234://@吉祥止止1234:听课方法 查看图片 //@卢麒元:回复@日月年-17:这周聊天：落日余晖～格林斯潘。//@日月年-17:请问各位，怎么可以在线听卢老师的课？//@卢麒元:回复@明天8个男模:按既定方针办。//@明天8个男模:老师，麻烦您明示还是遵循既定方针吗还是出来持有现金</w:t>
+      </w:r>
+    </w:p>
+    <w:p>
+      <w:r>
+        <w:rPr>
+          <w:b/>
+        </w:rPr>
+        <w:t>转发原文：</w:t>
+      </w:r>
+    </w:p>
+    <w:p>
+      <w:r>
+        <w:t>@卢麒元</w:t>
+        <w:br/>
+        <w:t>虽遭内外交攻，仍需要讲几句。</w:t>
+        <w:br/>
+        <w:t>资本三流是研究资本流转的最佳数学模型。</w:t>
+        <w:br/>
+        <w:t>其中，西方货币严重超发，资本总量严重过剩。其解决思路确实清奇：他们通过大漂亮法案，以及对东大等国财政金融的有力把控，竟然硬生生将全球资本流向导入AI赛道。接下来，就该速冻了（资本流速是金融收割的关键举措），9.30前应完成速冻（向心坍缩）。希望有关了解世界金融全局，前瞻即将爆发的金融危机，做出我国财政金融最优应对方略。再次恳请朋友们不要学习日韩民众，不要此刻飞蛾扑火。也请教育学术传媒自重，不要一次次干戈倒置授人以柄。</w:t>
+        <w:br/>
+        <w:t>危机近了，务必保持清醒和淡定。安度赤马红羊劫。</w:t>
+      </w:r>
+    </w:p>
+    <w:p>
+      <w:pPr>
+        <w:pStyle w:val="Heading2"/>
+      </w:pPr>
+      <w:r>
+        <w:t>14. 2026-06-26 16:10 - 转发/评论</w:t>
+      </w:r>
+    </w:p>
+    <w:p>
+      <w:pPr>
+        <w:spacing w:after="60"/>
+      </w:pPr>
+      <w:r>
+        <w:rPr>
+          <w:b/>
+        </w:rPr>
+        <w:t>涉及资产：</w:t>
+      </w:r>
+      <w:r>
+        <w:t>美元/美债、股票/风险资产</w:t>
+      </w:r>
+    </w:p>
+    <w:p>
+      <w:pPr>
+        <w:spacing w:after="60"/>
+      </w:pPr>
+      <w:r>
+        <w:rPr>
+          <w:b/>
+        </w:rPr>
+        <w:t>来源链接：</w:t>
+      </w:r>
+      <w:r>
+        <w:t>https://weibo.com/1245732825/R5Uz1bLMK</w:t>
+      </w:r>
+    </w:p>
+    <w:p>
+      <w:r>
+        <w:rPr>
+          <w:b/>
+        </w:rPr>
+        <w:t>原文观点：</w:t>
+      </w:r>
+    </w:p>
+    <w:p>
+      <w:r>
+        <w:t>回复@日月年-17:这周聊天：落日余晖～格林斯潘。//@日月年-17:请问各位，怎么可以在线听卢老师的课？//@卢麒元:回复@明天8个男模:按既定方针办。//@明天8个男模:老师，麻烦您明示还是遵循既定方针吗还是出来持有现金</w:t>
+      </w:r>
+    </w:p>
+    <w:p>
+      <w:r>
+        <w:rPr>
+          <w:b/>
+        </w:rPr>
+        <w:t>转发原文：</w:t>
+      </w:r>
+    </w:p>
+    <w:p>
+      <w:r>
+        <w:t>@卢麒元</w:t>
+        <w:br/>
+        <w:t>虽遭内外交攻，仍需要讲几句。</w:t>
+        <w:br/>
+        <w:t>资本三流是研究资本流转的最佳数学模型。</w:t>
+        <w:br/>
+        <w:t>其中，西方货币严重超发，资本总量严重过剩。其解决思路确实清奇：他们通过大漂亮法案，以及对东大等国财政金融的有力把控，竟然硬生生将全球资本流向导入AI赛道。接下来，就该速冻了（资本流速是金融收割的关键举措），9.30前应完成速冻（向心坍缩）。希望有关了解世界金融全局，前瞻即将爆发的金融危机，做出我国财政金融最优应对方略。再次恳请朋友们不要学习日韩民众，不要此刻飞蛾扑火。也请教育学术传媒自重，不要一次次干戈倒置授人以柄。</w:t>
+        <w:br/>
+        <w:t>危机近了，务必保持清醒和淡定。安度赤马红羊劫。</w:t>
+      </w:r>
+    </w:p>
+    <w:p>
+      <w:pPr>
+        <w:pStyle w:val="Heading2"/>
+      </w:pPr>
+      <w:r>
+        <w:t>15. 2026-06-26 12:34 - 转发/评论</w:t>
+      </w:r>
+    </w:p>
+    <w:p>
+      <w:pPr>
+        <w:spacing w:after="60"/>
+      </w:pPr>
+      <w:r>
+        <w:rPr>
+          <w:b/>
+        </w:rPr>
+        <w:t>涉及资产：</w:t>
+      </w:r>
+      <w:r>
+        <w:t>美元/美债、股票/风险资产</w:t>
+      </w:r>
+    </w:p>
+    <w:p>
+      <w:pPr>
+        <w:spacing w:after="60"/>
+      </w:pPr>
+      <w:r>
+        <w:rPr>
+          <w:b/>
+        </w:rPr>
+        <w:t>来源链接：</w:t>
+      </w:r>
+      <w:r>
+        <w:t>https://weibo.com/1245732825/R5T9sFndi</w:t>
+      </w:r>
+    </w:p>
+    <w:p>
+      <w:r>
+        <w:rPr>
+          <w:b/>
+        </w:rPr>
+        <w:t>原文观点：</w:t>
+      </w:r>
+    </w:p>
+    <w:p>
+      <w:r>
+        <w:t>回复@明天8个男模:按既定方针办。//@明天8个男模:老师，麻烦您明示还是遵循既定方针吗还是出来持有现金</w:t>
+      </w:r>
+    </w:p>
+    <w:p>
+      <w:r>
+        <w:rPr>
+          <w:b/>
+        </w:rPr>
+        <w:t>转发原文：</w:t>
+      </w:r>
+    </w:p>
+    <w:p>
+      <w:r>
+        <w:t>@卢麒元</w:t>
+        <w:br/>
+        <w:t>虽遭内外交攻，仍需要讲几句。</w:t>
+        <w:br/>
+        <w:t>资本三流是研究资本流转的最佳数学模型。</w:t>
+        <w:br/>
+        <w:t>其中，西方货币严重超发，资本总量严重过剩。其解决思路确实清奇：他们通过大漂亮法案，以及对东大等国财政金融的有力把控，竟然硬生生将全球资本流向导入AI赛道。接下来，就该速冻了（资本流速是金融收割的关键举措），9.30前应完成速冻（向心坍缩）。希望有关了解世界金融全局，前瞻即将爆发的金融危机，做出我国财政金融最优应对方略。再次恳请朋友们不要学习日韩民众，不要此刻飞蛾扑火。也请教育学术传媒自重，不要一次次干戈倒置授人以柄。</w:t>
+        <w:br/>
+        <w:t>危机近了，务必保持清醒和淡定。安度赤马红羊劫。</w:t>
+      </w:r>
+    </w:p>
+    <w:p>
+      <w:pPr>
+        <w:pStyle w:val="Heading2"/>
+      </w:pPr>
+      <w:r>
+        <w:t>16. 2026-06-25 14:48 - 转发/评论</w:t>
+      </w:r>
+    </w:p>
+    <w:p>
+      <w:pPr>
+        <w:spacing w:after="60"/>
+      </w:pPr>
+      <w:r>
+        <w:rPr>
+          <w:b/>
+        </w:rPr>
+        <w:t>涉及资产：</w:t>
+      </w:r>
+      <w:r>
+        <w:t>原油/能源、美元/美债、股票/风险资产</w:t>
+      </w:r>
+    </w:p>
+    <w:p>
+      <w:pPr>
+        <w:spacing w:after="60"/>
+      </w:pPr>
+      <w:r>
+        <w:rPr>
+          <w:b/>
+        </w:rPr>
+        <w:t>来源链接：</w:t>
+      </w:r>
+      <w:r>
+        <w:t>https://weibo.com/1245732825/R5KB7exnz</w:t>
+      </w:r>
+    </w:p>
+    <w:p>
+      <w:r>
+        <w:rPr>
+          <w:b/>
+        </w:rPr>
+        <w:t>原文观点：</w:t>
+      </w:r>
+    </w:p>
+    <w:p>
       <w:r>
         <w:t>回复@中关村大妈://@中关村大妈:我打算在油里吃息了，套住就套住吧，不改对先生的热爱，7年了，爱您如初。生死有命，富贵在天，投资也是个人的福报问题。吾师安康</w:t>
       </w:r>
     </w:p>
     <w:p>
-      <w:pPr/>
-      <w:r>
-        <w:t>转发/引用：</w:t>
-      </w:r>
-    </w:p>
-    <w:p>
-      <w:pPr/>
+      <w:r>
+        <w:rPr>
+          <w:b/>
+        </w:rPr>
+        <w:t>转发原文：</w:t>
+      </w:r>
+    </w:p>
+    <w:p>
       <w:r>
         <w:t>@卢麒元 虽遭内外交攻，仍需要讲几句。</w:t>
         <w:br/>
@@ -3619,35 +6221,46 @@
         <w:pStyle w:val="Heading2"/>
       </w:pPr>
       <w:r>
-        <w:t>2. 2026-06-25 14:35 - 原创</w:t>
-      </w:r>
-    </w:p>
-    <w:p>
-      <w:pPr/>
-      <w:r>
-        <w:t>涉及资产：美元/美债、股票/风险资产</w:t>
-      </w:r>
-    </w:p>
-    <w:p>
-      <w:pPr/>
-      <w:r>
-        <w:t>来源链接：https://weibo.com/1245732825/R5KvN7oLD</w:t>
-      </w:r>
-    </w:p>
-    <w:p>
-      <w:pPr/>
-      <w:r>
-        <w:t>完整性提示：本条已通过微博电脑端详情页复核。</w:t>
-      </w:r>
-    </w:p>
-    <w:p>
-      <w:pPr/>
-      <w:r>
+        <w:t>17. 2026-06-25 14:35 - 原创</w:t>
+      </w:r>
+    </w:p>
+    <w:p>
+      <w:pPr>
+        <w:spacing w:after="60"/>
+      </w:pPr>
+      <w:r>
+        <w:rPr>
+          <w:b/>
+        </w:rPr>
+        <w:t>涉及资产：</w:t>
+      </w:r>
+      <w:r>
+        <w:t>美元/美债、股票/风险资产</w:t>
+      </w:r>
+    </w:p>
+    <w:p>
+      <w:pPr>
+        <w:spacing w:after="60"/>
+      </w:pPr>
+      <w:r>
+        <w:rPr>
+          <w:b/>
+        </w:rPr>
+        <w:t>来源链接：</w:t>
+      </w:r>
+      <w:r>
+        <w:t>https://weibo.com/1245732825/R5KvN7oLD</w:t>
+      </w:r>
+    </w:p>
+    <w:p>
+      <w:r>
+        <w:rPr>
+          <w:b/>
+        </w:rPr>
         <w:t>原文观点：</w:t>
       </w:r>
     </w:p>
     <w:p>
-      <w:pPr/>
       <w:r>
         <w:t>虽遭内外交攻，仍需要讲几句。</w:t>
         <w:br/>
@@ -3663,57 +6276,7 @@
         <w:pStyle w:val="Heading2"/>
       </w:pPr>
       <w:r>
-        <w:t>3. 2026-06-23 12:05 - 转发/评论</w:t>
-      </w:r>
-    </w:p>
-    <w:p>
-      <w:pPr/>
-      <w:r>
-        <w:t>涉及资产：人民币/港币、美元/美债、股票/风险资产</w:t>
-      </w:r>
-    </w:p>
-    <w:p>
-      <w:pPr/>
-      <w:r>
-        <w:t>来源链接：https://weibo.com/1245732825/R5qGciTqA</w:t>
-      </w:r>
-    </w:p>
-    <w:p>
-      <w:pPr/>
-      <w:r>
-        <w:t>完整性提示：本条已通过微博电脑端详情页复核。</w:t>
-      </w:r>
-    </w:p>
-    <w:p>
-      <w:pPr/>
-      <w:r>
-        <w:t>原文观点：</w:t>
-      </w:r>
-    </w:p>
-    <w:p>
-      <w:pPr/>
-      <w:r>
-        <w:t>我是坚决主张人民币稳定持续升值的。我当然知道，人们忧虑“广场协议”后的“平成战败”。然而，我更清楚，要害不在乎升值，而是资本积累率。若人民币持续升值的同时，能确保资本积累率不低于10%，则中国非但不会出现“平成战败”，而恰恰可以彻底击溃西方最后一轮的全方位围剿。管住资本流向（遏制走资），则中国可以迅速完成超越并快速拉开与美的距离。或者，必须先管住殖迷不悟和殖业犯罪的机构和个人。</w:t>
-      </w:r>
-    </w:p>
-    <w:p>
-      <w:pPr/>
-      <w:r>
-        <w:t>转发/引用：</w:t>
-      </w:r>
-    </w:p>
-    <w:p>
-      <w:pPr/>
-      <w:r>
-        <w:t>@环球时报 #中欧贸易不能被保护主义逻辑主导#【#环球时报社评#：世界不需要新的“广场协议”】德国总理默茨近日在欧盟峰会后炒作人民币汇率问题，声称人民币“被低估了30%”，并把1985年那份让日本陷入“失落三十年”的“广场协议”作为解决方案。与此同时，欧盟围绕对华贸易逆差、产业竞争和供应链依赖问题讨论 ​​​ ...展开</w:t>
-      </w:r>
-    </w:p>
-    <w:p>
-      <w:pPr>
-        <w:pStyle w:val="Heading2"/>
-      </w:pPr>
-      <w:r>
-        <w:t>4. 2026-06-22 08:32 - 原创</w:t>
+        <w:t>18. 2026-06-23 12:05 - 转发/评论</w:t>
       </w:r>
     </w:p>
     <w:p>
@@ -3727,7 +6290,7 @@
         <w:t>涉及资产：</w:t>
       </w:r>
       <w:r>
-        <w:t>原油/能源、美元/美债</w:t>
+        <w:t>人民币/港币、美元/美债、股票/风险资产</w:t>
       </w:r>
     </w:p>
     <w:p>
@@ -3741,7 +6304,7 @@
         <w:t>来源链接：</w:t>
       </w:r>
       <w:r>
-        <w:t>https://m.weibo.cn/status/5312525866635832</w:t>
+        <w:t>https://weibo.com/1245732825/R5qGciTqA</w:t>
       </w:r>
     </w:p>
     <w:p>
@@ -3754,7 +6317,20 @@
     </w:p>
     <w:p>
       <w:r>
-        <w:t>美元有两个破口：第一，联邦税收。关税失败和大漂亮法案，将联邦税收与债务增长彻底撕裂了。第二，石油价格。石油美元最怕的就是油价失控。恶性通胀将摧毁一切资产价格。很遗憾，特朗普是天选之子，他就是来捅穿这两个破口的。且看特朗普大闹天宫第二季吧！</w:t>
+        <w:t>我是坚决主张人民币稳定持续升值的。我当然知道，人们忧虑“广场协议”后的“平成战败”。然而，我更清楚，要害不在乎升值，而是资本积累率。若人民币持续升值的同时，能确保资本积累率不低于10%，则中国非但不会出现“平成战败”，而恰恰可以彻底击溃西方最后一轮的全方位围剿。管住资本流向（遏制走资），则中国可以迅速完成超越并快速拉开与美的距离。或者，必须先管住殖迷不悟和殖业犯罪的机构和个人。</w:t>
+      </w:r>
+    </w:p>
+    <w:p>
+      <w:r>
+        <w:rPr>
+          <w:b/>
+        </w:rPr>
+        <w:t>转发原文：</w:t>
+      </w:r>
+    </w:p>
+    <w:p>
+      <w:r>
+        <w:t>@环球时报 #中欧贸易不能被保护主义逻辑主导#【#环球时报社评#：世界不需要新的“广场协议”】德国总理默茨近日在欧盟峰会后炒作人民币汇率问题，声称人民币“被低估了30%”，并把1985年那份让日本陷入“失落三十年”的“广场协议”作为解决方案。与此同时，欧盟围绕对华贸易逆差、产业竞争和供应链依赖问题讨论 ​​​ ...展开</w:t>
       </w:r>
     </w:p>
     <w:p>
@@ -3762,7 +6338,7 @@
         <w:pStyle w:val="Heading2"/>
       </w:pPr>
       <w:r>
-        <w:t>5. 2026-06-21 17:37 - 转发/评论</w:t>
+        <w:t>19. 2026-06-22 08:32 - 原创</w:t>
       </w:r>
     </w:p>
     <w:p>
@@ -3776,7 +6352,7 @@
         <w:t>涉及资产：</w:t>
       </w:r>
       <w:r>
-        <w:t>原油/能源、股票/风险资产</w:t>
+        <w:t>原油/能源、美元/美债</w:t>
       </w:r>
     </w:p>
     <w:p>
@@ -3790,6 +6366,55 @@
         <w:t>来源链接：</w:t>
       </w:r>
       <w:r>
+        <w:t>https://m.weibo.cn/status/5312525866635832</w:t>
+      </w:r>
+    </w:p>
+    <w:p>
+      <w:r>
+        <w:rPr>
+          <w:b/>
+        </w:rPr>
+        <w:t>原文观点：</w:t>
+      </w:r>
+    </w:p>
+    <w:p>
+      <w:r>
+        <w:t>美元有两个破口：第一，联邦税收。关税失败和大漂亮法案，将联邦税收与债务增长彻底撕裂了。第二，石油价格。石油美元最怕的就是油价失控。恶性通胀将摧毁一切资产价格。很遗憾，特朗普是天选之子，他就是来捅穿这两个破口的。且看特朗普大闹天宫第二季吧！</w:t>
+      </w:r>
+    </w:p>
+    <w:p>
+      <w:pPr>
+        <w:pStyle w:val="Heading2"/>
+      </w:pPr>
+      <w:r>
+        <w:t>20. 2026-06-21 17:37 - 转发/评论</w:t>
+      </w:r>
+    </w:p>
+    <w:p>
+      <w:pPr>
+        <w:spacing w:after="60"/>
+      </w:pPr>
+      <w:r>
+        <w:rPr>
+          <w:b/>
+        </w:rPr>
+        <w:t>涉及资产：</w:t>
+      </w:r>
+      <w:r>
+        <w:t>原油/能源、股票/风险资产</w:t>
+      </w:r>
+    </w:p>
+    <w:p>
+      <w:pPr>
+        <w:spacing w:after="60"/>
+      </w:pPr>
+      <w:r>
+        <w:rPr>
+          <w:b/>
+        </w:rPr>
+        <w:t>来源链接：</w:t>
+      </w:r>
+      <w:r>
         <w:t>https://m.weibo.cn/status/5312300644565609</w:t>
       </w:r>
     </w:p>
@@ -3838,7 +6463,7 @@
         <w:pStyle w:val="Heading2"/>
       </w:pPr>
       <w:r>
-        <w:t>6. 2026-06-20 13:34 - 转发/评论</w:t>
+        <w:t>21. 2026-06-20 13:34 - 转发/评论</w:t>
       </w:r>
     </w:p>
     <w:p>
@@ -3949,7 +6574,7 @@
         <w:pStyle w:val="Heading2"/>
       </w:pPr>
       <w:r>
-        <w:t>7. 2026-06-19 15:06 - 转发/评论</w:t>
+        <w:t>22. 2026-06-19 15:06 - 转发/评论</w:t>
       </w:r>
     </w:p>
     <w:p>
@@ -4058,7 +6683,7 @@
         <w:pStyle w:val="Heading2"/>
       </w:pPr>
       <w:r>
-        <w:t>8. 2026-06-19 13:35 - 转发/评论</w:t>
+        <w:t>23. 2026-06-19 13:35 - 转发/评论</w:t>
       </w:r>
     </w:p>
     <w:p>
@@ -4181,7 +6806,7 @@
         <w:pStyle w:val="Heading2"/>
       </w:pPr>
       <w:r>
-        <w:t>9. 2026-06-19 12:39 - 转发/评论</w:t>
+        <w:t>24. 2026-06-19 12:39 - 转发/评论</w:t>
       </w:r>
     </w:p>
     <w:p>
@@ -4304,7 +6929,7 @@
         <w:pStyle w:val="Heading2"/>
       </w:pPr>
       <w:r>
-        <w:t>10. 2026-06-19 12:03 - 转发/评论</w:t>
+        <w:t>25. 2026-06-19 12:03 - 转发/评论</w:t>
       </w:r>
     </w:p>
     <w:p>
@@ -4413,7 +7038,7 @@
         <w:pStyle w:val="Heading2"/>
       </w:pPr>
       <w:r>
-        <w:t>11. 2026-06-18 12:46 - 转发/评论</w:t>
+        <w:t>26. 2026-06-18 12:46 - 转发/评论</w:t>
       </w:r>
     </w:p>
     <w:p>
@@ -4489,7 +7114,7 @@
         <w:pStyle w:val="Heading2"/>
       </w:pPr>
       <w:r>
-        <w:t>12. 2026-06-18 11:51 - 转发/评论</w:t>
+        <w:t>27. 2026-06-18 11:51 - 转发/评论</w:t>
       </w:r>
     </w:p>
     <w:p>
@@ -4565,7 +7190,7 @@
         <w:pStyle w:val="Heading2"/>
       </w:pPr>
       <w:r>
-        <w:t>13. 2026-06-18 11:19 - 转发/评论</w:t>
+        <w:t>28. 2026-06-18 11:19 - 转发/评论</w:t>
       </w:r>
     </w:p>
     <w:p>
@@ -4641,7 +7266,7 @@
         <w:pStyle w:val="Heading2"/>
       </w:pPr>
       <w:r>
-        <w:t>14. 2026-06-18 11:06 - 转发/评论</w:t>
+        <w:t>29. 2026-06-18 11:06 - 转发/评论</w:t>
       </w:r>
     </w:p>
     <w:p>
@@ -4717,7 +7342,7 @@
         <w:pStyle w:val="Heading2"/>
       </w:pPr>
       <w:r>
-        <w:t>15. 2026-06-18 10:59 - 转发/评论</w:t>
+        <w:t>30. 2026-06-18 10:59 - 转发/评论</w:t>
       </w:r>
     </w:p>
     <w:p>
@@ -4793,7 +7418,7 @@
         <w:pStyle w:val="Heading2"/>
       </w:pPr>
       <w:r>
-        <w:t>16. 2026-06-18 10:29 - 转发/评论</w:t>
+        <w:t>31. 2026-06-18 10:29 - 转发/评论</w:t>
       </w:r>
     </w:p>
     <w:p>
@@ -4869,7 +7494,7 @@
         <w:pStyle w:val="Heading2"/>
       </w:pPr>
       <w:r>
-        <w:t>17. 2026-06-17 10:34 - 转发/评论</w:t>
+        <w:t>32. 2026-06-17 10:34 - 转发/评论</w:t>
       </w:r>
     </w:p>
     <w:p>
@@ -4992,7 +7617,7 @@
         <w:pStyle w:val="Heading2"/>
       </w:pPr>
       <w:r>
-        <w:t>18. 2026-06-16 14:55 - 原创</w:t>
+        <w:t>33. 2026-06-16 14:55 - 原创</w:t>
       </w:r>
     </w:p>
     <w:p>
@@ -5088,7 +7713,7 @@
         <w:pStyle w:val="Heading2"/>
       </w:pPr>
       <w:r>
-        <w:t>19. 2026-06-16 13:11 - 转发/评论</w:t>
+        <w:t>34. 2026-06-16 13:11 - 转发/评论</w:t>
       </w:r>
     </w:p>
     <w:p>
@@ -5164,7 +7789,7 @@
         <w:pStyle w:val="Heading2"/>
       </w:pPr>
       <w:r>
-        <w:t>20. 2026-06-15 11:12 - 转发/评论</w:t>
+        <w:t>35. 2026-06-15 11:12 - 转发/评论</w:t>
       </w:r>
     </w:p>
     <w:p>
@@ -5240,7 +7865,7 @@
         <w:pStyle w:val="Heading2"/>
       </w:pPr>
       <w:r>
-        <w:t>21. 2026-06-15 11:01 - 转发/评论</w:t>
+        <w:t>36. 2026-06-15 11:01 - 转发/评论</w:t>
       </w:r>
     </w:p>
     <w:p>
@@ -5302,7 +7927,7 @@
         <w:pStyle w:val="Heading2"/>
       </w:pPr>
       <w:r>
-        <w:t>22. 2026-06-14 16:11 - 转发/评论</w:t>
+        <w:t>37. 2026-06-14 16:11 - 转发/评论</w:t>
       </w:r>
     </w:p>
     <w:p>
@@ -5425,7 +8050,7 @@
         <w:pStyle w:val="Heading2"/>
       </w:pPr>
       <w:r>
-        <w:t>23. 2026-06-14 10:30 - 转发/评论</w:t>
+        <w:t>38. 2026-06-14 10:30 - 转发/评论</w:t>
       </w:r>
     </w:p>
     <w:p>
@@ -5501,7 +8126,7 @@
         <w:pStyle w:val="Heading2"/>
       </w:pPr>
       <w:r>
-        <w:t>24. 2026-06-14 07:56 - 转发/评论</w:t>
+        <w:t>39. 2026-06-14 07:56 - 转发/评论</w:t>
       </w:r>
     </w:p>
     <w:p>
@@ -5577,7 +8202,7 @@
         <w:pStyle w:val="Heading2"/>
       </w:pPr>
       <w:r>
-        <w:t>25. 2026-06-13 16:54 - 转发/评论</w:t>
+        <w:t>40. 2026-06-13 16:54 - 转发/评论</w:t>
       </w:r>
     </w:p>
     <w:p>
@@ -5653,7 +8278,7 @@
         <w:pStyle w:val="Heading2"/>
       </w:pPr>
       <w:r>
-        <w:t>26. 2026-06-13 16:18 - 转发/评论</w:t>
+        <w:t>41. 2026-06-13 16:18 - 转发/评论</w:t>
       </w:r>
     </w:p>
     <w:p>
@@ -5729,7 +8354,7 @@
         <w:pStyle w:val="Heading2"/>
       </w:pPr>
       <w:r>
-        <w:t>27. 2026-06-13 16:17 - 转发/评论</w:t>
+        <w:t>42. 2026-06-13 16:17 - 转发/评论</w:t>
       </w:r>
     </w:p>
     <w:p>
@@ -5805,7 +8430,7 @@
         <w:pStyle w:val="Heading2"/>
       </w:pPr>
       <w:r>
-        <w:t>28. 2026-06-13 12:56 - 转发/评论</w:t>
+        <w:t>43. 2026-06-13 12:56 - 转发/评论</w:t>
       </w:r>
     </w:p>
     <w:p>
@@ -5881,7 +8506,7 @@
         <w:pStyle w:val="Heading2"/>
       </w:pPr>
       <w:r>
-        <w:t>29. 2026-06-13 11:18 - 转发/评论</w:t>
+        <w:t>44. 2026-06-13 11:18 - 转发/评论</w:t>
       </w:r>
     </w:p>
     <w:p>
@@ -5957,7 +8582,7 @@
         <w:pStyle w:val="Heading2"/>
       </w:pPr>
       <w:r>
-        <w:t>30. 2026-06-12 08:39 - 转发/评论</w:t>
+        <w:t>45. 2026-06-12 08:39 - 转发/评论</w:t>
       </w:r>
     </w:p>
     <w:p>
@@ -6033,7 +8658,7 @@
         <w:pStyle w:val="Heading2"/>
       </w:pPr>
       <w:r>
-        <w:t>31. 2026-06-10 13:52 - 转发/评论</w:t>
+        <w:t>46. 2026-06-10 13:52 - 转发/评论</w:t>
       </w:r>
     </w:p>
     <w:p>
@@ -6109,7 +8734,7 @@
         <w:pStyle w:val="Heading2"/>
       </w:pPr>
       <w:r>
-        <w:t>32. 2026-06-10 12:27 - 转发/评论</w:t>
+        <w:t>47. 2026-06-10 12:27 - 转发/评论</w:t>
       </w:r>
     </w:p>
     <w:p>
@@ -6171,7 +8796,7 @@
         <w:pStyle w:val="Heading2"/>
       </w:pPr>
       <w:r>
-        <w:t>33. 2026-06-10 11:27 - 转发/评论</w:t>
+        <w:t>48. 2026-06-10 11:27 - 转发/评论</w:t>
       </w:r>
     </w:p>
     <w:p>
@@ -6236,7 +8861,7 @@
         <w:pStyle w:val="Heading2"/>
       </w:pPr>
       <w:r>
-        <w:t>34. 2026-06-10 08:40 - 原创</w:t>
+        <w:t>49. 2026-06-10 08:40 - 原创</w:t>
       </w:r>
     </w:p>
     <w:p>
@@ -6288,7 +8913,7 @@
         <w:pStyle w:val="Heading2"/>
       </w:pPr>
       <w:r>
-        <w:t>35. 2026-06-03 13:30 - 转发/评论</w:t>
+        <w:t>50. 2026-06-03 13:30 - 转发/评论</w:t>
       </w:r>
     </w:p>
     <w:p>
@@ -6364,7 +8989,7 @@
         <w:pStyle w:val="Heading2"/>
       </w:pPr>
       <w:r>
-        <w:t>36. 2026-06-01 10:15 - 原创</w:t>
+        <w:t>51. 2026-06-01 10:15 - 原创</w:t>
       </w:r>
     </w:p>
     <w:p>
